--- a/output/documentos/Anexo_Tecnico_Registro_Incidencias_SIGMA.docx
+++ b/output/documentos/Anexo_Tecnico_Registro_Incidencias_SIGMA.docx
@@ -101,6 +101,7 @@
       <w:tr>
         <w:trPr>
           <w:tblHeader w:val="true"/>
+          <w:cantSplit/>
         </w:trPr>
         <w:tc>
           <w:tcPr>
@@ -126,7 +127,7 @@
                 <w:color w:val="1F5F99"/>
                 <w:sz w:val="38"/>
               </w:rPr>
-              <w:t>57</w:t>
+              <w:t>62</w:t>
             </w:r>
             <w:r>
               <w:br/>
@@ -279,6 +280,7 @@
       <w:tr>
         <w:trPr>
           <w:tblHeader w:val="true"/>
+          <w:cantSplit/>
         </w:trPr>
         <w:tc>
           <w:tcPr>
@@ -325,60 +327,60 @@
         <w:pStyle w:val="ListNumber"/>
       </w:pPr>
       <w:r>
+        <w:t>Resumen ejecutivo</w:t>
+      </w:r>
+    </w:p>
+    <w:p>
+      <w:pPr>
+        <w:pStyle w:val="ListNumber"/>
+      </w:pPr>
+      <w:r>
+        <w:t>Matriz consolidada de incidencias</w:t>
+      </w:r>
+    </w:p>
+    <w:p>
+      <w:pPr>
+        <w:pStyle w:val="ListNumber"/>
+      </w:pPr>
+      <w:r>
+        <w:t>Detalle de incidencias por módulo</w:t>
+      </w:r>
+    </w:p>
+    <w:p>
+      <w:pPr>
+        <w:pStyle w:val="ListNumber"/>
+      </w:pPr>
+      <w:r>
+        <w:t>Principios de corrección aplicados</w:t>
+      </w:r>
+    </w:p>
+    <w:p>
+      <w:pPr>
+        <w:pStyle w:val="ListNumber"/>
+      </w:pPr>
+      <w:r>
+        <w:t>Evidencia de validación técnica</w:t>
+      </w:r>
+    </w:p>
+    <w:p>
+      <w:pPr>
+        <w:pStyle w:val="ListNumber"/>
+      </w:pPr>
+      <w:r>
+        <w:t>Conclusiones</w:t>
+      </w:r>
+    </w:p>
+    <w:p>
+      <w:pPr>
+        <w:pStyle w:val="Heading1"/>
+      </w:pPr>
+      <w:r>
         <w:t>1. Resumen ejecutivo</w:t>
       </w:r>
     </w:p>
     <w:p>
-      <w:pPr>
-        <w:pStyle w:val="ListNumber"/>
-      </w:pPr>
-      <w:r>
-        <w:t>2. Matriz consolidada de incidencias</w:t>
-      </w:r>
-    </w:p>
-    <w:p>
-      <w:pPr>
-        <w:pStyle w:val="ListNumber"/>
-      </w:pPr>
-      <w:r>
-        <w:t>3. Detalle de incidencias por módulo</w:t>
-      </w:r>
-    </w:p>
-    <w:p>
-      <w:pPr>
-        <w:pStyle w:val="ListNumber"/>
-      </w:pPr>
-      <w:r>
-        <w:t>4. Principios de corrección aplicados</w:t>
-      </w:r>
-    </w:p>
-    <w:p>
-      <w:pPr>
-        <w:pStyle w:val="ListNumber"/>
-      </w:pPr>
-      <w:r>
-        <w:t>5. Evidencia de validación técnica</w:t>
-      </w:r>
-    </w:p>
-    <w:p>
-      <w:pPr>
-        <w:pStyle w:val="ListNumber"/>
-      </w:pPr>
-      <w:r>
-        <w:t>6. Conclusiones</w:t>
-      </w:r>
-    </w:p>
-    <w:p>
-      <w:pPr>
-        <w:pStyle w:val="Heading1"/>
-      </w:pPr>
-      <w:r>
-        <w:t>1. Resumen ejecutivo</w:t>
-      </w:r>
-    </w:p>
-    <w:p>
-      <w:r>
-        <w:t>Se documentaron 57 incidencias agrupadas en 8 áreas. La distribución de severidad incluye 15 críticas, 27 altas, 14 medias y 1 bajas. La mayor concentración correspondió a autenticación/autorización, integración con base de datos, disponibilidad de la API, reglas académicas, pagos y experiencia de usuario.</w:t>
+      <w:r>
+        <w:t>Se documentaron 62 incidencias agrupadas en 8 áreas. La distribución de severidad incluye 15 críticas, 31 altas, 15 medias y 1 baja. La mayor concentración correspondió a autenticación/autorización, integración con base de datos, disponibilidad de la API, reglas académicas, pagos y experiencia de usuario.</w:t>
       </w:r>
     </w:p>
     <w:p>
@@ -402,6 +404,7 @@
       <w:tr>
         <w:trPr>
           <w:tblHeader w:val="true"/>
+          <w:cantSplit/>
         </w:trPr>
         <w:tc>
           <w:tcPr>
@@ -451,6 +454,9 @@
         </w:tc>
       </w:tr>
       <w:tr>
+        <w:trPr>
+          <w:cantSplit/>
+        </w:trPr>
         <w:tc>
           <w:tcPr>
             <w:tcW w:type="dxa" w:w="2700"/>
@@ -483,6 +489,9 @@
         </w:tc>
       </w:tr>
       <w:tr>
+        <w:trPr>
+          <w:cantSplit/>
+        </w:trPr>
         <w:tc>
           <w:tcPr>
             <w:tcW w:type="dxa" w:w="2700"/>
@@ -515,6 +524,9 @@
         </w:tc>
       </w:tr>
       <w:tr>
+        <w:trPr>
+          <w:cantSplit/>
+        </w:trPr>
         <w:tc>
           <w:tcPr>
             <w:tcW w:type="dxa" w:w="2700"/>
@@ -547,6 +559,9 @@
         </w:tc>
       </w:tr>
       <w:tr>
+        <w:trPr>
+          <w:cantSplit/>
+        </w:trPr>
         <w:tc>
           <w:tcPr>
             <w:tcW w:type="dxa" w:w="2700"/>
@@ -579,6 +594,9 @@
         </w:tc>
       </w:tr>
       <w:tr>
+        <w:trPr>
+          <w:cantSplit/>
+        </w:trPr>
         <w:tc>
           <w:tcPr>
             <w:tcW w:type="dxa" w:w="2700"/>
@@ -647,6 +665,7 @@
       <w:tr>
         <w:trPr>
           <w:tblHeader w:val="true"/>
+          <w:cantSplit/>
         </w:trPr>
         <w:tc>
           <w:tcPr>
@@ -758,6 +777,9 @@
         </w:tc>
       </w:tr>
       <w:tr>
+        <w:trPr>
+          <w:cantSplit/>
+        </w:trPr>
         <w:tc>
           <w:tcPr>
             <w:tcW w:type="dxa" w:w="800"/>
@@ -837,6 +859,9 @@
         </w:tc>
       </w:tr>
       <w:tr>
+        <w:trPr>
+          <w:cantSplit/>
+        </w:trPr>
         <w:tc>
           <w:tcPr>
             <w:tcW w:type="dxa" w:w="800"/>
@@ -916,6 +941,9 @@
         </w:tc>
       </w:tr>
       <w:tr>
+        <w:trPr>
+          <w:cantSplit/>
+        </w:trPr>
         <w:tc>
           <w:tcPr>
             <w:tcW w:type="dxa" w:w="800"/>
@@ -995,6 +1023,9 @@
         </w:tc>
       </w:tr>
       <w:tr>
+        <w:trPr>
+          <w:cantSplit/>
+        </w:trPr>
         <w:tc>
           <w:tcPr>
             <w:tcW w:type="dxa" w:w="800"/>
@@ -1074,6 +1105,9 @@
         </w:tc>
       </w:tr>
       <w:tr>
+        <w:trPr>
+          <w:cantSplit/>
+        </w:trPr>
         <w:tc>
           <w:tcPr>
             <w:tcW w:type="dxa" w:w="800"/>
@@ -1153,6 +1187,9 @@
         </w:tc>
       </w:tr>
       <w:tr>
+        <w:trPr>
+          <w:cantSplit/>
+        </w:trPr>
         <w:tc>
           <w:tcPr>
             <w:tcW w:type="dxa" w:w="800"/>
@@ -1232,6 +1269,9 @@
         </w:tc>
       </w:tr>
       <w:tr>
+        <w:trPr>
+          <w:cantSplit/>
+        </w:trPr>
         <w:tc>
           <w:tcPr>
             <w:tcW w:type="dxa" w:w="800"/>
@@ -1311,6 +1351,9 @@
         </w:tc>
       </w:tr>
       <w:tr>
+        <w:trPr>
+          <w:cantSplit/>
+        </w:trPr>
         <w:tc>
           <w:tcPr>
             <w:tcW w:type="dxa" w:w="800"/>
@@ -1390,6 +1433,9 @@
         </w:tc>
       </w:tr>
       <w:tr>
+        <w:trPr>
+          <w:cantSplit/>
+        </w:trPr>
         <w:tc>
           <w:tcPr>
             <w:tcW w:type="dxa" w:w="800"/>
@@ -1469,6 +1515,9 @@
         </w:tc>
       </w:tr>
       <w:tr>
+        <w:trPr>
+          <w:cantSplit/>
+        </w:trPr>
         <w:tc>
           <w:tcPr>
             <w:tcW w:type="dxa" w:w="800"/>
@@ -1548,6 +1597,9 @@
         </w:tc>
       </w:tr>
       <w:tr>
+        <w:trPr>
+          <w:cantSplit/>
+        </w:trPr>
         <w:tc>
           <w:tcPr>
             <w:tcW w:type="dxa" w:w="800"/>
@@ -1627,6 +1679,9 @@
         </w:tc>
       </w:tr>
       <w:tr>
+        <w:trPr>
+          <w:cantSplit/>
+        </w:trPr>
         <w:tc>
           <w:tcPr>
             <w:tcW w:type="dxa" w:w="800"/>
@@ -1706,6 +1761,9 @@
         </w:tc>
       </w:tr>
       <w:tr>
+        <w:trPr>
+          <w:cantSplit/>
+        </w:trPr>
         <w:tc>
           <w:tcPr>
             <w:tcW w:type="dxa" w:w="800"/>
@@ -1785,6 +1843,9 @@
         </w:tc>
       </w:tr>
       <w:tr>
+        <w:trPr>
+          <w:cantSplit/>
+        </w:trPr>
         <w:tc>
           <w:tcPr>
             <w:tcW w:type="dxa" w:w="800"/>
@@ -1864,6 +1925,9 @@
         </w:tc>
       </w:tr>
       <w:tr>
+        <w:trPr>
+          <w:cantSplit/>
+        </w:trPr>
         <w:tc>
           <w:tcPr>
             <w:tcW w:type="dxa" w:w="800"/>
@@ -1943,6 +2007,9 @@
         </w:tc>
       </w:tr>
       <w:tr>
+        <w:trPr>
+          <w:cantSplit/>
+        </w:trPr>
         <w:tc>
           <w:tcPr>
             <w:tcW w:type="dxa" w:w="800"/>
@@ -2022,6 +2089,9 @@
         </w:tc>
       </w:tr>
       <w:tr>
+        <w:trPr>
+          <w:cantSplit/>
+        </w:trPr>
         <w:tc>
           <w:tcPr>
             <w:tcW w:type="dxa" w:w="800"/>
@@ -2101,6 +2171,9 @@
         </w:tc>
       </w:tr>
       <w:tr>
+        <w:trPr>
+          <w:cantSplit/>
+        </w:trPr>
         <w:tc>
           <w:tcPr>
             <w:tcW w:type="dxa" w:w="800"/>
@@ -2180,6 +2253,9 @@
         </w:tc>
       </w:tr>
       <w:tr>
+        <w:trPr>
+          <w:cantSplit/>
+        </w:trPr>
         <w:tc>
           <w:tcPr>
             <w:tcW w:type="dxa" w:w="800"/>
@@ -2259,6 +2335,9 @@
         </w:tc>
       </w:tr>
       <w:tr>
+        <w:trPr>
+          <w:cantSplit/>
+        </w:trPr>
         <w:tc>
           <w:tcPr>
             <w:tcW w:type="dxa" w:w="800"/>
@@ -2338,6 +2417,9 @@
         </w:tc>
       </w:tr>
       <w:tr>
+        <w:trPr>
+          <w:cantSplit/>
+        </w:trPr>
         <w:tc>
           <w:tcPr>
             <w:tcW w:type="dxa" w:w="800"/>
@@ -2417,6 +2499,9 @@
         </w:tc>
       </w:tr>
       <w:tr>
+        <w:trPr>
+          <w:cantSplit/>
+        </w:trPr>
         <w:tc>
           <w:tcPr>
             <w:tcW w:type="dxa" w:w="800"/>
@@ -2496,6 +2581,9 @@
         </w:tc>
       </w:tr>
       <w:tr>
+        <w:trPr>
+          <w:cantSplit/>
+        </w:trPr>
         <w:tc>
           <w:tcPr>
             <w:tcW w:type="dxa" w:w="800"/>
@@ -2575,6 +2663,9 @@
         </w:tc>
       </w:tr>
       <w:tr>
+        <w:trPr>
+          <w:cantSplit/>
+        </w:trPr>
         <w:tc>
           <w:tcPr>
             <w:tcW w:type="dxa" w:w="800"/>
@@ -2654,6 +2745,9 @@
         </w:tc>
       </w:tr>
       <w:tr>
+        <w:trPr>
+          <w:cantSplit/>
+        </w:trPr>
         <w:tc>
           <w:tcPr>
             <w:tcW w:type="dxa" w:w="800"/>
@@ -2733,6 +2827,9 @@
         </w:tc>
       </w:tr>
       <w:tr>
+        <w:trPr>
+          <w:cantSplit/>
+        </w:trPr>
         <w:tc>
           <w:tcPr>
             <w:tcW w:type="dxa" w:w="800"/>
@@ -2812,6 +2909,9 @@
         </w:tc>
       </w:tr>
       <w:tr>
+        <w:trPr>
+          <w:cantSplit/>
+        </w:trPr>
         <w:tc>
           <w:tcPr>
             <w:tcW w:type="dxa" w:w="800"/>
@@ -2891,6 +2991,9 @@
         </w:tc>
       </w:tr>
       <w:tr>
+        <w:trPr>
+          <w:cantSplit/>
+        </w:trPr>
         <w:tc>
           <w:tcPr>
             <w:tcW w:type="dxa" w:w="800"/>
@@ -2970,6 +3073,9 @@
         </w:tc>
       </w:tr>
       <w:tr>
+        <w:trPr>
+          <w:cantSplit/>
+        </w:trPr>
         <w:tc>
           <w:tcPr>
             <w:tcW w:type="dxa" w:w="800"/>
@@ -3049,6 +3155,9 @@
         </w:tc>
       </w:tr>
       <w:tr>
+        <w:trPr>
+          <w:cantSplit/>
+        </w:trPr>
         <w:tc>
           <w:tcPr>
             <w:tcW w:type="dxa" w:w="800"/>
@@ -3102,7 +3211,7 @@
                 <w:color w:val="172033"/>
                 <w:sz w:val="17"/>
               </w:rPr>
-              <w:t>Detalles de pagos mostrados como JSON</w:t>
+              <w:t>Objetos de negocio mostrados como JSON</w:t>
             </w:r>
           </w:p>
         </w:tc>
@@ -3128,6 +3237,9 @@
         </w:tc>
       </w:tr>
       <w:tr>
+        <w:trPr>
+          <w:cantSplit/>
+        </w:trPr>
         <w:tc>
           <w:tcPr>
             <w:tcW w:type="dxa" w:w="800"/>
@@ -3207,6 +3319,91 @@
         </w:tc>
       </w:tr>
       <w:tr>
+        <w:trPr>
+          <w:cantSplit/>
+        </w:trPr>
+        <w:tc>
+          <w:tcPr>
+            <w:tcW w:type="dxa" w:w="800"/>
+          </w:tcPr>
+          <w:p>
+            <w:pPr>
+              <w:jc w:val="center"/>
+            </w:pPr>
+            <w:r>
+              <w:rPr>
+                <w:rFonts w:ascii="Calibri" w:hAnsi="Calibri"/>
+                <w:b/>
+                <w:color w:val="172033"/>
+                <w:sz w:val="17"/>
+              </w:rPr>
+              <w:t>UI-12</w:t>
+            </w:r>
+          </w:p>
+        </w:tc>
+        <w:tc>
+          <w:tcPr>
+            <w:tcW w:type="dxa" w:w="1950"/>
+          </w:tcPr>
+          <w:p>
+            <w:pPr>
+              <w:jc w:val="left"/>
+            </w:pPr>
+            <w:r>
+              <w:rPr>
+                <w:rFonts w:ascii="Calibri" w:hAnsi="Calibri"/>
+                <w:b w:val="0"/>
+                <w:color w:val="172033"/>
+                <w:sz w:val="17"/>
+              </w:rPr>
+              <w:t>Interfaz, navegación y experiencia</w:t>
+            </w:r>
+          </w:p>
+        </w:tc>
+        <w:tc>
+          <w:tcPr>
+            <w:tcW w:type="dxa" w:w="5530"/>
+          </w:tcPr>
+          <w:p>
+            <w:pPr>
+              <w:jc w:val="left"/>
+            </w:pPr>
+            <w:r>
+              <w:rPr>
+                <w:rFonts w:ascii="Calibri" w:hAnsi="Calibri"/>
+                <w:b w:val="0"/>
+                <w:color w:val="172033"/>
+                <w:sz w:val="17"/>
+              </w:rPr>
+              <w:t>Estados técnicos mostrados al usuario final</w:t>
+            </w:r>
+          </w:p>
+        </w:tc>
+        <w:tc>
+          <w:tcPr>
+            <w:tcW w:type="dxa" w:w="1080"/>
+            <w:shd w:fill="E8F1F8"/>
+          </w:tcPr>
+          <w:p>
+            <w:pPr>
+              <w:jc w:val="center"/>
+            </w:pPr>
+            <w:r>
+              <w:rPr>
+                <w:rFonts w:ascii="Calibri" w:hAnsi="Calibri"/>
+                <w:b/>
+                <w:color w:val="172033"/>
+                <w:sz w:val="17"/>
+              </w:rPr>
+              <w:t>Media</w:t>
+            </w:r>
+          </w:p>
+        </w:tc>
+      </w:tr>
+      <w:tr>
+        <w:trPr>
+          <w:cantSplit/>
+        </w:trPr>
         <w:tc>
           <w:tcPr>
             <w:tcW w:type="dxa" w:w="800"/>
@@ -3286,6 +3483,9 @@
         </w:tc>
       </w:tr>
       <w:tr>
+        <w:trPr>
+          <w:cantSplit/>
+        </w:trPr>
         <w:tc>
           <w:tcPr>
             <w:tcW w:type="dxa" w:w="800"/>
@@ -3365,6 +3565,9 @@
         </w:tc>
       </w:tr>
       <w:tr>
+        <w:trPr>
+          <w:cantSplit/>
+        </w:trPr>
         <w:tc>
           <w:tcPr>
             <w:tcW w:type="dxa" w:w="800"/>
@@ -3444,6 +3647,9 @@
         </w:tc>
       </w:tr>
       <w:tr>
+        <w:trPr>
+          <w:cantSplit/>
+        </w:trPr>
         <w:tc>
           <w:tcPr>
             <w:tcW w:type="dxa" w:w="800"/>
@@ -3523,6 +3729,9 @@
         </w:tc>
       </w:tr>
       <w:tr>
+        <w:trPr>
+          <w:cantSplit/>
+        </w:trPr>
         <w:tc>
           <w:tcPr>
             <w:tcW w:type="dxa" w:w="800"/>
@@ -3602,6 +3811,9 @@
         </w:tc>
       </w:tr>
       <w:tr>
+        <w:trPr>
+          <w:cantSplit/>
+        </w:trPr>
         <w:tc>
           <w:tcPr>
             <w:tcW w:type="dxa" w:w="800"/>
@@ -3681,6 +3893,9 @@
         </w:tc>
       </w:tr>
       <w:tr>
+        <w:trPr>
+          <w:cantSplit/>
+        </w:trPr>
         <w:tc>
           <w:tcPr>
             <w:tcW w:type="dxa" w:w="800"/>
@@ -3760,6 +3975,9 @@
         </w:tc>
       </w:tr>
       <w:tr>
+        <w:trPr>
+          <w:cantSplit/>
+        </w:trPr>
         <w:tc>
           <w:tcPr>
             <w:tcW w:type="dxa" w:w="800"/>
@@ -3839,6 +4057,9 @@
         </w:tc>
       </w:tr>
       <w:tr>
+        <w:trPr>
+          <w:cantSplit/>
+        </w:trPr>
         <w:tc>
           <w:tcPr>
             <w:tcW w:type="dxa" w:w="800"/>
@@ -3918,6 +4139,9 @@
         </w:tc>
       </w:tr>
       <w:tr>
+        <w:trPr>
+          <w:cantSplit/>
+        </w:trPr>
         <w:tc>
           <w:tcPr>
             <w:tcW w:type="dxa" w:w="800"/>
@@ -3997,6 +4221,9 @@
         </w:tc>
       </w:tr>
       <w:tr>
+        <w:trPr>
+          <w:cantSplit/>
+        </w:trPr>
         <w:tc>
           <w:tcPr>
             <w:tcW w:type="dxa" w:w="800"/>
@@ -4076,6 +4303,9 @@
         </w:tc>
       </w:tr>
       <w:tr>
+        <w:trPr>
+          <w:cantSplit/>
+        </w:trPr>
         <w:tc>
           <w:tcPr>
             <w:tcW w:type="dxa" w:w="800"/>
@@ -4155,6 +4385,9 @@
         </w:tc>
       </w:tr>
       <w:tr>
+        <w:trPr>
+          <w:cantSplit/>
+        </w:trPr>
         <w:tc>
           <w:tcPr>
             <w:tcW w:type="dxa" w:w="800"/>
@@ -4234,6 +4467,9 @@
         </w:tc>
       </w:tr>
       <w:tr>
+        <w:trPr>
+          <w:cantSplit/>
+        </w:trPr>
         <w:tc>
           <w:tcPr>
             <w:tcW w:type="dxa" w:w="800"/>
@@ -4313,6 +4549,9 @@
         </w:tc>
       </w:tr>
       <w:tr>
+        <w:trPr>
+          <w:cantSplit/>
+        </w:trPr>
         <w:tc>
           <w:tcPr>
             <w:tcW w:type="dxa" w:w="800"/>
@@ -4392,6 +4631,9 @@
         </w:tc>
       </w:tr>
       <w:tr>
+        <w:trPr>
+          <w:cantSplit/>
+        </w:trPr>
         <w:tc>
           <w:tcPr>
             <w:tcW w:type="dxa" w:w="800"/>
@@ -4471,6 +4713,9 @@
         </w:tc>
       </w:tr>
       <w:tr>
+        <w:trPr>
+          <w:cantSplit/>
+        </w:trPr>
         <w:tc>
           <w:tcPr>
             <w:tcW w:type="dxa" w:w="800"/>
@@ -4524,7 +4769,7 @@
                 <w:color w:val="172033"/>
                 <w:sz w:val="17"/>
               </w:rPr>
-              <w:t>Asesores y jurados no vinculados estrictamente a usuarios docentes</w:t>
+              <w:t>Roles de asesores y jurados no integrados con usuarios docentes</w:t>
             </w:r>
           </w:p>
         </w:tc>
@@ -4550,6 +4795,9 @@
         </w:tc>
       </w:tr>
       <w:tr>
+        <w:trPr>
+          <w:cantSplit/>
+        </w:trPr>
         <w:tc>
           <w:tcPr>
             <w:tcW w:type="dxa" w:w="800"/>
@@ -4629,6 +4877,173 @@
         </w:tc>
       </w:tr>
       <w:tr>
+        <w:trPr>
+          <w:cantSplit/>
+        </w:trPr>
+        <w:tc>
+          <w:tcPr>
+            <w:tcW w:type="dxa" w:w="800"/>
+          </w:tcPr>
+          <w:p>
+            <w:pPr>
+              <w:jc w:val="center"/>
+            </w:pPr>
+            <w:r>
+              <w:rPr>
+                <w:rFonts w:ascii="Calibri" w:hAnsi="Calibri"/>
+                <w:b/>
+                <w:color w:val="172033"/>
+                <w:sz w:val="17"/>
+              </w:rPr>
+              <w:t>UCO-09</w:t>
+            </w:r>
+          </w:p>
+        </w:tc>
+        <w:tc>
+          <w:tcPr>
+            <w:tcW w:type="dxa" w:w="1950"/>
+          </w:tcPr>
+          <w:p>
+            <w:pPr>
+              <w:jc w:val="left"/>
+            </w:pPr>
+            <w:r>
+              <w:rPr>
+                <w:rFonts w:ascii="Calibri" w:hAnsi="Calibri"/>
+                <w:b w:val="0"/>
+                <w:color w:val="172033"/>
+                <w:sz w:val="17"/>
+              </w:rPr>
+              <w:t>UCOTESIS, ofertas e inscripciones</w:t>
+            </w:r>
+          </w:p>
+        </w:tc>
+        <w:tc>
+          <w:tcPr>
+            <w:tcW w:type="dxa" w:w="5530"/>
+          </w:tcPr>
+          <w:p>
+            <w:pPr>
+              <w:jc w:val="left"/>
+            </w:pPr>
+            <w:r>
+              <w:rPr>
+                <w:rFonts w:ascii="Calibri" w:hAnsi="Calibri"/>
+                <w:b w:val="0"/>
+                <w:color w:val="172033"/>
+                <w:sz w:val="17"/>
+              </w:rPr>
+              <w:t>Creación de modalidades bloqueada por un mensaje de expresión regular</w:t>
+            </w:r>
+          </w:p>
+        </w:tc>
+        <w:tc>
+          <w:tcPr>
+            <w:tcW w:type="dxa" w:w="1080"/>
+            <w:shd w:fill="FFF3D6"/>
+          </w:tcPr>
+          <w:p>
+            <w:pPr>
+              <w:jc w:val="center"/>
+            </w:pPr>
+            <w:r>
+              <w:rPr>
+                <w:rFonts w:ascii="Calibri" w:hAnsi="Calibri"/>
+                <w:b/>
+                <w:color w:val="172033"/>
+                <w:sz w:val="17"/>
+              </w:rPr>
+              <w:t>Alta</w:t>
+            </w:r>
+          </w:p>
+        </w:tc>
+      </w:tr>
+      <w:tr>
+        <w:trPr>
+          <w:cantSplit/>
+        </w:trPr>
+        <w:tc>
+          <w:tcPr>
+            <w:tcW w:type="dxa" w:w="800"/>
+          </w:tcPr>
+          <w:p>
+            <w:pPr>
+              <w:jc w:val="center"/>
+            </w:pPr>
+            <w:r>
+              <w:rPr>
+                <w:rFonts w:ascii="Calibri" w:hAnsi="Calibri"/>
+                <w:b/>
+                <w:color w:val="172033"/>
+                <w:sz w:val="17"/>
+              </w:rPr>
+              <w:t>UCO-10</w:t>
+            </w:r>
+          </w:p>
+        </w:tc>
+        <w:tc>
+          <w:tcPr>
+            <w:tcW w:type="dxa" w:w="1950"/>
+          </w:tcPr>
+          <w:p>
+            <w:pPr>
+              <w:jc w:val="left"/>
+            </w:pPr>
+            <w:r>
+              <w:rPr>
+                <w:rFonts w:ascii="Calibri" w:hAnsi="Calibri"/>
+                <w:b w:val="0"/>
+                <w:color w:val="172033"/>
+                <w:sz w:val="17"/>
+              </w:rPr>
+              <w:t>UCOTESIS, ofertas e inscripciones</w:t>
+            </w:r>
+          </w:p>
+        </w:tc>
+        <w:tc>
+          <w:tcPr>
+            <w:tcW w:type="dxa" w:w="5530"/>
+          </w:tcPr>
+          <w:p>
+            <w:pPr>
+              <w:jc w:val="left"/>
+            </w:pPr>
+            <w:r>
+              <w:rPr>
+                <w:rFonts w:ascii="Calibri" w:hAnsi="Calibri"/>
+                <w:b w:val="0"/>
+                <w:color w:val="172033"/>
+                <w:sz w:val="17"/>
+              </w:rPr>
+              <w:t>Documentos del estudiante sin carga ni visualización real</w:t>
+            </w:r>
+          </w:p>
+        </w:tc>
+        <w:tc>
+          <w:tcPr>
+            <w:tcW w:type="dxa" w:w="1080"/>
+            <w:shd w:fill="FFF3D6"/>
+          </w:tcPr>
+          <w:p>
+            <w:pPr>
+              <w:jc w:val="center"/>
+            </w:pPr>
+            <w:r>
+              <w:rPr>
+                <w:rFonts w:ascii="Calibri" w:hAnsi="Calibri"/>
+                <w:b/>
+                <w:color w:val="172033"/>
+                <w:sz w:val="17"/>
+              </w:rPr>
+              <w:t>Alta</w:t>
+            </w:r>
+          </w:p>
+        </w:tc>
+      </w:tr>
+      <w:tr>
+        <w:trPr>
+          <w:cantSplit/>
+        </w:trPr>
         <w:tc>
           <w:tcPr>
             <w:tcW w:type="dxa" w:w="800"/>
@@ -4708,6 +5123,9 @@
         </w:tc>
       </w:tr>
       <w:tr>
+        <w:trPr>
+          <w:cantSplit/>
+        </w:trPr>
         <w:tc>
           <w:tcPr>
             <w:tcW w:type="dxa" w:w="800"/>
@@ -4787,6 +5205,9 @@
         </w:tc>
       </w:tr>
       <w:tr>
+        <w:trPr>
+          <w:cantSplit/>
+        </w:trPr>
         <w:tc>
           <w:tcPr>
             <w:tcW w:type="dxa" w:w="800"/>
@@ -4866,6 +5287,9 @@
         </w:tc>
       </w:tr>
       <w:tr>
+        <w:trPr>
+          <w:cantSplit/>
+        </w:trPr>
         <w:tc>
           <w:tcPr>
             <w:tcW w:type="dxa" w:w="800"/>
@@ -4945,6 +5369,9 @@
         </w:tc>
       </w:tr>
       <w:tr>
+        <w:trPr>
+          <w:cantSplit/>
+        </w:trPr>
         <w:tc>
           <w:tcPr>
             <w:tcW w:type="dxa" w:w="800"/>
@@ -5024,6 +5451,173 @@
         </w:tc>
       </w:tr>
       <w:tr>
+        <w:trPr>
+          <w:cantSplit/>
+        </w:trPr>
+        <w:tc>
+          <w:tcPr>
+            <w:tcW w:type="dxa" w:w="800"/>
+          </w:tcPr>
+          <w:p>
+            <w:pPr>
+              <w:jc w:val="center"/>
+            </w:pPr>
+            <w:r>
+              <w:rPr>
+                <w:rFonts w:ascii="Calibri" w:hAnsi="Calibri"/>
+                <w:b/>
+                <w:color w:val="172033"/>
+                <w:sz w:val="17"/>
+              </w:rPr>
+              <w:t>PAY-06</w:t>
+            </w:r>
+          </w:p>
+        </w:tc>
+        <w:tc>
+          <w:tcPr>
+            <w:tcW w:type="dxa" w:w="1950"/>
+          </w:tcPr>
+          <w:p>
+            <w:pPr>
+              <w:jc w:val="left"/>
+            </w:pPr>
+            <w:r>
+              <w:rPr>
+                <w:rFonts w:ascii="Calibri" w:hAnsi="Calibri"/>
+                <w:b w:val="0"/>
+                <w:color w:val="172033"/>
+                <w:sz w:val="17"/>
+              </w:rPr>
+              <w:t>Pagos, comprobantes y facturación</w:t>
+            </w:r>
+          </w:p>
+        </w:tc>
+        <w:tc>
+          <w:tcPr>
+            <w:tcW w:type="dxa" w:w="5530"/>
+          </w:tcPr>
+          <w:p>
+            <w:pPr>
+              <w:jc w:val="left"/>
+            </w:pPr>
+            <w:r>
+              <w:rPr>
+                <w:rFonts w:ascii="Calibri" w:hAnsi="Calibri"/>
+                <w:b w:val="0"/>
+                <w:color w:val="172033"/>
+                <w:sz w:val="17"/>
+              </w:rPr>
+              <w:t>Registro de transacciones desconectado del flujo de pagos</w:t>
+            </w:r>
+          </w:p>
+        </w:tc>
+        <w:tc>
+          <w:tcPr>
+            <w:tcW w:type="dxa" w:w="1080"/>
+            <w:shd w:fill="FFF3D6"/>
+          </w:tcPr>
+          <w:p>
+            <w:pPr>
+              <w:jc w:val="center"/>
+            </w:pPr>
+            <w:r>
+              <w:rPr>
+                <w:rFonts w:ascii="Calibri" w:hAnsi="Calibri"/>
+                <w:b/>
+                <w:color w:val="172033"/>
+                <w:sz w:val="17"/>
+              </w:rPr>
+              <w:t>Alta</w:t>
+            </w:r>
+          </w:p>
+        </w:tc>
+      </w:tr>
+      <w:tr>
+        <w:trPr>
+          <w:cantSplit/>
+        </w:trPr>
+        <w:tc>
+          <w:tcPr>
+            <w:tcW w:type="dxa" w:w="800"/>
+          </w:tcPr>
+          <w:p>
+            <w:pPr>
+              <w:jc w:val="center"/>
+            </w:pPr>
+            <w:r>
+              <w:rPr>
+                <w:rFonts w:ascii="Calibri" w:hAnsi="Calibri"/>
+                <w:b/>
+                <w:color w:val="172033"/>
+                <w:sz w:val="17"/>
+              </w:rPr>
+              <w:t>PAY-07</w:t>
+            </w:r>
+          </w:p>
+        </w:tc>
+        <w:tc>
+          <w:tcPr>
+            <w:tcW w:type="dxa" w:w="1950"/>
+          </w:tcPr>
+          <w:p>
+            <w:pPr>
+              <w:jc w:val="left"/>
+            </w:pPr>
+            <w:r>
+              <w:rPr>
+                <w:rFonts w:ascii="Calibri" w:hAnsi="Calibri"/>
+                <w:b w:val="0"/>
+                <w:color w:val="172033"/>
+                <w:sz w:val="17"/>
+              </w:rPr>
+              <w:t>Pagos, comprobantes y facturación</w:t>
+            </w:r>
+          </w:p>
+        </w:tc>
+        <w:tc>
+          <w:tcPr>
+            <w:tcW w:type="dxa" w:w="5530"/>
+          </w:tcPr>
+          <w:p>
+            <w:pPr>
+              <w:jc w:val="left"/>
+            </w:pPr>
+            <w:r>
+              <w:rPr>
+                <w:rFonts w:ascii="Calibri" w:hAnsi="Calibri"/>
+                <w:b w:val="0"/>
+                <w:color w:val="172033"/>
+                <w:sz w:val="17"/>
+              </w:rPr>
+              <w:t>Conciliaciones sin comparación funcional</w:t>
+            </w:r>
+          </w:p>
+        </w:tc>
+        <w:tc>
+          <w:tcPr>
+            <w:tcW w:type="dxa" w:w="1080"/>
+            <w:shd w:fill="FFF3D6"/>
+          </w:tcPr>
+          <w:p>
+            <w:pPr>
+              <w:jc w:val="center"/>
+            </w:pPr>
+            <w:r>
+              <w:rPr>
+                <w:rFonts w:ascii="Calibri" w:hAnsi="Calibri"/>
+                <w:b/>
+                <w:color w:val="172033"/>
+                <w:sz w:val="17"/>
+              </w:rPr>
+              <w:t>Alta</w:t>
+            </w:r>
+          </w:p>
+        </w:tc>
+      </w:tr>
+      <w:tr>
+        <w:trPr>
+          <w:cantSplit/>
+        </w:trPr>
         <w:tc>
           <w:tcPr>
             <w:tcW w:type="dxa" w:w="800"/>
@@ -5103,6 +5697,9 @@
         </w:tc>
       </w:tr>
       <w:tr>
+        <w:trPr>
+          <w:cantSplit/>
+        </w:trPr>
         <w:tc>
           <w:tcPr>
             <w:tcW w:type="dxa" w:w="800"/>
@@ -5182,6 +5779,9 @@
         </w:tc>
       </w:tr>
       <w:tr>
+        <w:trPr>
+          <w:cantSplit/>
+        </w:trPr>
         <w:tc>
           <w:tcPr>
             <w:tcW w:type="dxa" w:w="800"/>
@@ -6878,13 +7478,9 @@
       </w:r>
     </w:p>
     <w:p>
-      <w:r>
-        <w:br w:type="page"/>
-      </w:r>
-    </w:p>
-    <w:p>
       <w:pPr>
         <w:pStyle w:val="Heading2"/>
+        <w:pageBreakBefore/>
       </w:pPr>
       <w:r>
         <w:t>3.2 Seguridad y configuración</w:t>
@@ -7326,13 +7922,9 @@
       </w:r>
     </w:p>
     <w:p>
-      <w:r>
-        <w:br w:type="page"/>
-      </w:r>
-    </w:p>
-    <w:p>
       <w:pPr>
         <w:pStyle w:val="Heading2"/>
+        <w:pageBreakBefore/>
       </w:pPr>
       <w:r>
         <w:t>3.3 Infraestructura, API y disponibilidad</w:t>
@@ -8209,13 +8801,9 @@
       </w:r>
     </w:p>
     <w:p>
-      <w:r>
-        <w:br w:type="page"/>
-      </w:r>
-    </w:p>
-    <w:p>
       <w:pPr>
         <w:pStyle w:val="Heading2"/>
+        <w:pageBreakBefore/>
       </w:pPr>
       <w:r>
         <w:t>3.4 Interfaz, navegación y experiencia</w:t>
@@ -9548,7 +10136,7 @@
           <w:color w:val="123B5D"/>
           <w:sz w:val="24"/>
         </w:rPr>
-        <w:t>Detalles de pagos mostrados como JSON</w:t>
+        <w:t>Objetos de negocio mostrados como JSON</w:t>
       </w:r>
     </w:p>
     <w:p>
@@ -9584,7 +10172,7 @@
           <w:rFonts w:ascii="Calibri" w:hAnsi="Calibri"/>
           <w:color w:val="172033"/>
         </w:rPr>
-        <w:t>Enrollment, student, account y proof aparecían como objetos JSON crudos.</w:t>
+        <w:t>La modalidad de las ofertas y los datos de inscripción, estudiante, cuenta y comprobante de pago aparecían como objetos JSON crudos.</w:t>
       </w:r>
     </w:p>
     <w:p>
@@ -9647,7 +10235,7 @@
           <w:rFonts w:ascii="Calibri" w:hAnsi="Calibri"/>
           <w:color w:val="172033"/>
         </w:rPr>
-        <w:t>Renderizar objetos anidados como secciones con etiquetas en español, importes, fechas y estados legibles.</w:t>
+        <w:t>Renderizar objetos anidados con etiquetas en español, nombres de dominio, importes, fechas y estados legibles; reservar JSON para el intercambio técnico entre API y frontend.</w:t>
       </w:r>
     </w:p>
     <w:p>
@@ -9668,7 +10256,7 @@
           <w:rFonts w:ascii="Calibri" w:hAnsi="Calibri"/>
           <w:color w:val="172033"/>
         </w:rPr>
-        <w:t>Se reemplazó JSON.stringify por un DetailValue recursivo y etiquetas de dominio.</w:t>
+        <w:t>Las tablas y los diálogos muestran Monográfico, datos bancarios y el nombre/estado del comprobante sin exponer la estructura JSON.</w:t>
       </w:r>
     </w:p>
     <w:p>
@@ -9817,19 +10405,6 @@
       </w:r>
     </w:p>
     <w:p>
-      <w:r>
-        <w:br w:type="page"/>
-      </w:r>
-    </w:p>
-    <w:p>
-      <w:pPr>
-        <w:pStyle w:val="Heading2"/>
-      </w:pPr>
-      <w:r>
-        <w:t>3.5 Estructura académica, planes e historial</w:t>
-      </w:r>
-    </w:p>
-    <w:p>
       <w:pPr>
         <w:pStyle w:val="Heading3"/>
         <w:keepNext/>
@@ -9842,7 +10417,7 @@
           <w:sz w:val="20"/>
           <w:shd w:fill="1F5F99"/>
         </w:rPr>
-        <w:t xml:space="preserve">ACA-01  </w:t>
+        <w:t xml:space="preserve">UI-12  </w:t>
       </w:r>
       <w:r>
         <w:rPr>
@@ -9851,7 +10426,7 @@
           <w:color w:val="123B5D"/>
           <w:sz w:val="24"/>
         </w:rPr>
-        <w:t>Exportación de planes de estudio no ejecutaba ninguna acción</w:t>
+        <w:t>Estados técnicos mostrados al usuario final</w:t>
       </w:r>
     </w:p>
     <w:p>
@@ -9866,7 +10441,7 @@
           <w:color w:val="7A5A00"/>
           <w:sz w:val="18"/>
         </w:rPr>
-        <w:t>Funcionalidad  |  Severidad: Alta</w:t>
+        <w:t>Comprensibilidad  |  Severidad: Media</w:t>
       </w:r>
     </w:p>
     <w:p>
@@ -9887,7 +10462,7 @@
           <w:rFonts w:ascii="Calibri" w:hAnsi="Calibri"/>
           <w:color w:val="172033"/>
         </w:rPr>
-        <w:t>El botón Exportar del módulo Planes de estudio no funcionaba.</w:t>
+        <w:t>La interfaz presentaba valores internos como EN_REVISION, PENDIENTE_PAGO y CON_DIFERENCIAS.</w:t>
       </w:r>
     </w:p>
     <w:p>
@@ -9908,7 +10483,7 @@
           <w:rFonts w:ascii="Calibri" w:hAnsi="Calibri"/>
           <w:color w:val="172033"/>
         </w:rPr>
-        <w:t>No era posible obtener el documento institucional para revisión o intercambio.</w:t>
+        <w:t>Las etiquetas con guiones bajos y códigos de persistencia resultaban confusas para usuarios no técnicos.</w:t>
       </w:r>
     </w:p>
     <w:p>
@@ -9929,7 +10504,7 @@
           <w:rFonts w:ascii="Calibri" w:hAnsi="Calibri"/>
           <w:color w:val="172033"/>
         </w:rPr>
-        <w:t>Acción sin endpoint/descarga conectada o respuesta binaria no gestionada.</w:t>
+        <w:t>Los valores de enumeraciones se imprimían directamente sin una capa común de presentación.</w:t>
       </w:r>
     </w:p>
     <w:p>
@@ -9950,7 +10525,7 @@
           <w:rFonts w:ascii="Calibri" w:hAnsi="Calibri"/>
           <w:color w:val="172033"/>
         </w:rPr>
-        <w:t>Conectar el botón a la API, descargar el PDF con sesión válida y controlar errores.</w:t>
+        <w:t>Centralizar la conversión de estados técnicos a etiquetas humanas, respetando tildes, espacios y género cuando corresponda.</w:t>
       </w:r>
     </w:p>
     <w:p>
@@ -9971,7 +10546,16 @@
           <w:rFonts w:ascii="Calibri" w:hAnsi="Calibri"/>
           <w:color w:val="172033"/>
         </w:rPr>
-        <w:t>Se revisó el uso de apiFetch para descargas autenticadas.</w:t>
+        <w:t>Las vistas comparten un normalizador que presenta En revisión, Pendiente de pago y Con diferencias.</w:t>
+      </w:r>
+    </w:p>
+    <w:p>
+      <w:pPr>
+        <w:pStyle w:val="Heading2"/>
+        <w:pageBreakBefore/>
+      </w:pPr>
+      <w:r>
+        <w:t>3.5 Estructura académica, planes e historial</w:t>
       </w:r>
     </w:p>
     <w:p>
@@ -9987,7 +10571,7 @@
           <w:sz w:val="20"/>
           <w:shd w:fill="1F5F99"/>
         </w:rPr>
-        <w:t xml:space="preserve">ACA-02  </w:t>
+        <w:t xml:space="preserve">ACA-01  </w:t>
       </w:r>
       <w:r>
         <w:rPr>
@@ -9996,7 +10580,7 @@
           <w:color w:val="123B5D"/>
           <w:sz w:val="24"/>
         </w:rPr>
-        <w:t>PDF de planes de estudio con tablas y semestres desalineados</w:t>
+        <w:t>Exportación de planes de estudio no ejecutaba ninguna acción</w:t>
       </w:r>
     </w:p>
     <w:p>
@@ -10011,7 +10595,7 @@
           <w:color w:val="7A5A00"/>
           <w:sz w:val="18"/>
         </w:rPr>
-        <w:t>Documento  |  Severidad: Alta</w:t>
+        <w:t>Funcionalidad  |  Severidad: Alta</w:t>
       </w:r>
     </w:p>
     <w:p>
@@ -10032,7 +10616,7 @@
           <w:rFonts w:ascii="Calibri" w:hAnsi="Calibri"/>
           <w:color w:val="172033"/>
         </w:rPr>
-        <w:t>Los títulos de semestre no alineaban y las tablas se rompían entre páginas.</w:t>
+        <w:t>El botón Exportar del módulo Planes de estudio no funcionaba.</w:t>
       </w:r>
     </w:p>
     <w:p>
@@ -10053,7 +10637,7 @@
           <w:rFonts w:ascii="Calibri" w:hAnsi="Calibri"/>
           <w:color w:val="172033"/>
         </w:rPr>
-        <w:t>Documento no apto para entrega académica ni comparación con el formato UASD.</w:t>
+        <w:t>No era posible obtener el documento institucional para revisión o intercambio.</w:t>
       </w:r>
     </w:p>
     <w:p>
@@ -10074,7 +10658,7 @@
           <w:rFonts w:ascii="Calibri" w:hAnsi="Calibri"/>
           <w:color w:val="172033"/>
         </w:rPr>
-        <w:t>Anchos, saltos de página y cálculo de filas no adaptados al contenido.</w:t>
+        <w:t>Acción sin endpoint/descarga conectada o respuesta binaria no gestionada.</w:t>
       </w:r>
     </w:p>
     <w:p>
@@ -10095,7 +10679,7 @@
           <w:rFonts w:ascii="Calibri" w:hAnsi="Calibri"/>
           <w:color w:val="172033"/>
         </w:rPr>
-        <w:t>Aplicar geometría fija, encabezados repetidos, control de saltos y formato compatible con la plantilla del plan 200820.</w:t>
+        <w:t>Conectar el botón a la API, descargar el PDF con sesión válida y controlar errores.</w:t>
       </w:r>
     </w:p>
     <w:p>
@@ -10116,7 +10700,7 @@
           <w:rFonts w:ascii="Calibri" w:hAnsi="Calibri"/>
           <w:color w:val="172033"/>
         </w:rPr>
-        <w:t>Se utilizó el PDF de referencia para ajustar la exportación.</w:t>
+        <w:t>Se revisó el uso de apiFetch para descargas autenticadas.</w:t>
       </w:r>
     </w:p>
     <w:p>
@@ -10132,7 +10716,7 @@
           <w:sz w:val="20"/>
           <w:shd w:fill="1F5F99"/>
         </w:rPr>
-        <w:t xml:space="preserve">ACA-03  </w:t>
+        <w:t xml:space="preserve">ACA-02  </w:t>
       </w:r>
       <w:r>
         <w:rPr>
@@ -10141,7 +10725,7 @@
           <w:color w:val="123B5D"/>
           <w:sz w:val="24"/>
         </w:rPr>
-        <w:t>Planes sin alcance seleccionable por recinto, facultad y escuela</w:t>
+        <w:t>PDF de planes de estudio con tablas y semestres desalineados</w:t>
       </w:r>
     </w:p>
     <w:p>
@@ -10156,7 +10740,7 @@
           <w:color w:val="7A5A00"/>
           <w:sz w:val="18"/>
         </w:rPr>
-        <w:t>Importación/exportación  |  Severidad: Alta</w:t>
+        <w:t>Documento  |  Severidad: Alta</w:t>
       </w:r>
     </w:p>
     <w:p>
@@ -10177,7 +10761,7 @@
           <w:rFonts w:ascii="Calibri" w:hAnsi="Calibri"/>
           <w:color w:val="172033"/>
         </w:rPr>
-        <w:t>La importación/exportación no permitía indicar uno, varios o todos los recintos y dependencias.</w:t>
+        <w:t>Los títulos de semestre no alineaban y las tablas se rompían entre páginas.</w:t>
       </w:r>
     </w:p>
     <w:p>
@@ -10198,7 +10782,7 @@
           <w:rFonts w:ascii="Calibri" w:hAnsi="Calibri"/>
           <w:color w:val="172033"/>
         </w:rPr>
-        <w:t>Riesgo de asociar planes y asignaturas al contexto académico equivocado.</w:t>
+        <w:t>Documento no apto para entrega académica ni comparación con el formato UASD.</w:t>
       </w:r>
     </w:p>
     <w:p>
@@ -10219,7 +10803,7 @@
           <w:rFonts w:ascii="Calibri" w:hAnsi="Calibri"/>
           <w:color w:val="172033"/>
         </w:rPr>
-        <w:t>Transferencia diseñada solo para un plan aislado.</w:t>
+        <w:t>Anchos, saltos de página y cálculo de filas no adaptados al contenido.</w:t>
       </w:r>
     </w:p>
     <w:p>
@@ -10240,7 +10824,7 @@
           <w:rFonts w:ascii="Calibri" w:hAnsi="Calibri"/>
           <w:color w:val="172033"/>
         </w:rPr>
-        <w:t>Agregar selección jerárquica, validación de relaciones y soporte para claves, créditos, prerrequisitos y equivalencias.</w:t>
+        <w:t>Aplicar geometría fija, encabezados repetidos, control de saltos y formato compatible con la plantilla del plan 200820.</w:t>
       </w:r>
     </w:p>
     <w:p>
@@ -10261,7 +10845,7 @@
           <w:rFonts w:ascii="Calibri" w:hAnsi="Calibri"/>
           <w:color w:val="172033"/>
         </w:rPr>
-        <w:t>El flujo quedó alineado con recinto-carrera-plan-asignatura.</w:t>
+        <w:t>Se utilizó el PDF de referencia para ajustar la exportación.</w:t>
       </w:r>
     </w:p>
     <w:p>
@@ -10277,7 +10861,7 @@
           <w:sz w:val="20"/>
           <w:shd w:fill="1F5F99"/>
         </w:rPr>
-        <w:t xml:space="preserve">ACA-04  </w:t>
+        <w:t xml:space="preserve">ACA-03  </w:t>
       </w:r>
       <w:r>
         <w:rPr>
@@ -10286,7 +10870,7 @@
           <w:color w:val="123B5D"/>
           <w:sz w:val="24"/>
         </w:rPr>
-        <w:t>Selectores de estudiantes no permitían escribir</w:t>
+        <w:t>Planes sin alcance seleccionable por recinto, facultad y escuela</w:t>
       </w:r>
     </w:p>
     <w:p>
@@ -10298,10 +10882,10 @@
         <w:rPr>
           <w:rFonts w:ascii="Calibri" w:hAnsi="Calibri"/>
           <w:b/>
-          <w:color w:val="1F5F99"/>
+          <w:color w:val="7A5A00"/>
           <w:sz w:val="18"/>
         </w:rPr>
-        <w:t>Búsqueda  |  Severidad: Media</w:t>
+        <w:t>Importación/exportación  |  Severidad: Alta</w:t>
       </w:r>
     </w:p>
     <w:p>
@@ -10322,7 +10906,7 @@
           <w:rFonts w:ascii="Calibri" w:hAnsi="Calibri"/>
           <w:color w:val="172033"/>
         </w:rPr>
-        <w:t>Historial y Elegibilidad tenían una barra separada y un select estático.</w:t>
+        <w:t>La importación/exportación no permitía indicar uno, varios o todos los recintos y dependencias.</w:t>
       </w:r>
     </w:p>
     <w:p>
@@ -10343,7 +10927,7 @@
           <w:rFonts w:ascii="Calibri" w:hAnsi="Calibri"/>
           <w:color w:val="172033"/>
         </w:rPr>
-        <w:t>Proceso lento al buscar por matrícula o nombre.</w:t>
+        <w:t>Riesgo de asociar planes y asignaturas al contexto académico equivocado.</w:t>
       </w:r>
     </w:p>
     <w:p>
@@ -10364,7 +10948,7 @@
           <w:rFonts w:ascii="Calibri" w:hAnsi="Calibri"/>
           <w:color w:val="172033"/>
         </w:rPr>
-        <w:t>Uso de select HTML simple en lugar de combobox consultable.</w:t>
+        <w:t>Transferencia diseñada solo para un plan aislado.</w:t>
       </w:r>
     </w:p>
     <w:p>
@@ -10385,7 +10969,7 @@
           <w:rFonts w:ascii="Calibri" w:hAnsi="Calibri"/>
           <w:color w:val="172033"/>
         </w:rPr>
-        <w:t>Eliminar la búsqueda duplicada y usar un selector con escritura y resultados relacionados.</w:t>
+        <w:t>Agregar selección jerárquica, validación de relaciones y soporte para claves, créditos, prerrequisitos y equivalencias.</w:t>
       </w:r>
     </w:p>
     <w:p>
@@ -10406,7 +10990,7 @@
           <w:rFonts w:ascii="Calibri" w:hAnsi="Calibri"/>
           <w:color w:val="172033"/>
         </w:rPr>
-        <w:t>El mismo criterio fue aplicado a Historial académico y Elegibilidad.</w:t>
+        <w:t>El flujo quedó alineado con recinto-carrera-plan-asignatura.</w:t>
       </w:r>
     </w:p>
     <w:p>
@@ -10422,7 +11006,7 @@
           <w:sz w:val="20"/>
           <w:shd w:fill="1F5F99"/>
         </w:rPr>
-        <w:t xml:space="preserve">ACA-05  </w:t>
+        <w:t xml:space="preserve">ACA-04  </w:t>
       </w:r>
       <w:r>
         <w:rPr>
@@ -10431,7 +11015,7 @@
           <w:color w:val="123B5D"/>
           <w:sz w:val="24"/>
         </w:rPr>
-        <w:t>Asignaturas retiradas ocultaban aprobaciones posteriores</w:t>
+        <w:t>Selectores de estudiantes no permitían escribir</w:t>
       </w:r>
     </w:p>
     <w:p>
@@ -10443,10 +11027,10 @@
         <w:rPr>
           <w:rFonts w:ascii="Calibri" w:hAnsi="Calibri"/>
           <w:b/>
-          <w:color w:val="9B1C1C"/>
+          <w:color w:val="1F5F99"/>
           <w:sz w:val="18"/>
         </w:rPr>
-        <w:t>Lógica académica  |  Severidad: Crítica</w:t>
+        <w:t>Búsqueda  |  Severidad: Media</w:t>
       </w:r>
     </w:p>
     <w:p>
@@ -10467,7 +11051,7 @@
           <w:rFonts w:ascii="Calibri" w:hAnsi="Calibri"/>
           <w:color w:val="172033"/>
         </w:rPr>
-        <w:t>Una materia aparecía RETIRADA aunque el estudiante la cursara y aprobara en un período posterior.</w:t>
+        <w:t>Historial y Elegibilidad tenían una barra separada y un select estático.</w:t>
       </w:r>
     </w:p>
     <w:p>
@@ -10488,7 +11072,7 @@
           <w:rFonts w:ascii="Calibri" w:hAnsi="Calibri"/>
           <w:color w:val="172033"/>
         </w:rPr>
-        <w:t>Historial consolidado y elegibilidad calculados incorrectamente.</w:t>
+        <w:t>Proceso lento al buscar por matrícula o nombre.</w:t>
       </w:r>
     </w:p>
     <w:p>
@@ -10509,7 +11093,7 @@
           <w:rFonts w:ascii="Calibri" w:hAnsi="Calibri"/>
           <w:color w:val="172033"/>
         </w:rPr>
-        <w:t>Selección del primer intento o del retiro en lugar del resultado académico vigente por código de asignatura.</w:t>
+        <w:t>Uso de select HTML simple en lugar de combobox consultable.</w:t>
       </w:r>
     </w:p>
     <w:p>
@@ -10530,7 +11114,7 @@
           <w:rFonts w:ascii="Calibri" w:hAnsi="Calibri"/>
           <w:color w:val="172033"/>
         </w:rPr>
-        <w:t>Consolidar intentos cronológicamente y priorizar la aprobación posterior sin borrar el registro histórico.</w:t>
+        <w:t>Eliminar la búsqueda duplicada y usar un selector con escritura y resultados relacionados.</w:t>
       </w:r>
     </w:p>
     <w:p>
@@ -10551,7 +11135,7 @@
           <w:rFonts w:ascii="Calibri" w:hAnsi="Calibri"/>
           <w:color w:val="172033"/>
         </w:rPr>
-        <w:t>Se documentó el caso de Física retirada y aprobada después.</w:t>
+        <w:t>El mismo criterio fue aplicado a Historial académico y Elegibilidad.</w:t>
       </w:r>
     </w:p>
     <w:p>
@@ -10567,7 +11151,7 @@
           <w:sz w:val="20"/>
           <w:shd w:fill="1F5F99"/>
         </w:rPr>
-        <w:t xml:space="preserve">ACA-06  </w:t>
+        <w:t xml:space="preserve">ACA-05  </w:t>
       </w:r>
       <w:r>
         <w:rPr>
@@ -10576,7 +11160,7 @@
           <w:color w:val="123B5D"/>
           <w:sz w:val="24"/>
         </w:rPr>
-        <w:t>Calificaciones de laboratorio codificadas como L23 no eran soportadas</w:t>
+        <w:t>Asignaturas retiradas ocultaban aprobaciones posteriores</w:t>
       </w:r>
     </w:p>
     <w:p>
@@ -10612,7 +11196,7 @@
           <w:rFonts w:ascii="Calibri" w:hAnsi="Calibri"/>
           <w:color w:val="172033"/>
         </w:rPr>
-        <w:t>El laboratorio de Química mostraba L23 y la teoría 70, pero el sistema esperaba una nota numérica uniforme.</w:t>
+        <w:t>Una materia aparecía RETIRADA aunque el estudiante la cursara y aprobara en un período posterior.</w:t>
       </w:r>
     </w:p>
     <w:p>
@@ -10633,7 +11217,7 @@
           <w:rFonts w:ascii="Calibri" w:hAnsi="Calibri"/>
           <w:color w:val="172033"/>
         </w:rPr>
-        <w:t>Resultado de aprobación incorrecto y pérdida de la calificación práctica.</w:t>
+        <w:t>Historial consolidado y elegibilidad calculados incorrectamente.</w:t>
       </w:r>
     </w:p>
     <w:p>
@@ -10654,7 +11238,7 @@
           <w:rFonts w:ascii="Calibri" w:hAnsi="Calibri"/>
           <w:color w:val="172033"/>
         </w:rPr>
-        <w:t>Modelo de nota que no diferenciaba teoría, laboratorio y resultado combinado.</w:t>
+        <w:t>Selección del primer intento o del retiro en lugar del resultado académico vigente por código de asignatura.</w:t>
       </w:r>
     </w:p>
     <w:p>
@@ -10675,7 +11259,7 @@
           <w:rFonts w:ascii="Calibri" w:hAnsi="Calibri"/>
           <w:color w:val="172033"/>
         </w:rPr>
-        <w:t>Aceptar códigos Lxx, validar umbral práctico y conservar por separado la nota de laboratorio y el total de la asignatura.</w:t>
+        <w:t>Consolidar intentos cronológicamente y priorizar la aprobación posterior sin borrar el registro histórico.</w:t>
       </w:r>
     </w:p>
     <w:p>
@@ -10696,7 +11280,7 @@
           <w:rFonts w:ascii="Calibri" w:hAnsi="Calibri"/>
           <w:color w:val="172033"/>
         </w:rPr>
-        <w:t>Se incorporó soporte de calificación de laboratorio en el modelo y transferencia de historial.</w:t>
+        <w:t>Se documentó el caso de Física retirada y aprobada después.</w:t>
       </w:r>
     </w:p>
     <w:p>
@@ -10712,7 +11296,7 @@
           <w:sz w:val="20"/>
           <w:shd w:fill="1F5F99"/>
         </w:rPr>
-        <w:t xml:space="preserve">ACA-07  </w:t>
+        <w:t xml:space="preserve">ACA-06  </w:t>
       </w:r>
       <w:r>
         <w:rPr>
@@ -10721,7 +11305,7 @@
           <w:color w:val="123B5D"/>
           <w:sz w:val="24"/>
         </w:rPr>
-        <w:t>Optativas genéricas se evaluaban como materias específicas pendientes</w:t>
+        <w:t>Calificaciones de laboratorio codificadas como L23 no eran soportadas</w:t>
       </w:r>
     </w:p>
     <w:p>
@@ -10736,7 +11320,7 @@
           <w:color w:val="9B1C1C"/>
           <w:sz w:val="18"/>
         </w:rPr>
-        <w:t>Elegibilidad  |  Severidad: Crítica</w:t>
+        <w:t>Lógica académica  |  Severidad: Crítica</w:t>
       </w:r>
     </w:p>
     <w:p>
@@ -10757,7 +11341,7 @@
           <w:rFonts w:ascii="Calibri" w:hAnsi="Calibri"/>
           <w:color w:val="172033"/>
         </w:rPr>
-        <w:t>INFZZA0, INFZZB0 e INFZZC0 podían quedar pendientes aunque el estudiante aprobara optativas válidas por 12 créditos.</w:t>
+        <w:t>El laboratorio de Química mostraba L23 y la teoría 70, pero el sistema esperaba una nota numérica uniforme.</w:t>
       </w:r>
     </w:p>
     <w:p>
@@ -10778,7 +11362,7 @@
           <w:rFonts w:ascii="Calibri" w:hAnsi="Calibri"/>
           <w:color w:val="172033"/>
         </w:rPr>
-        <w:t>Porcentaje de cumplimiento incorrecto y falsa ineligibilidad.</w:t>
+        <w:t>Resultado de aprobación incorrecto y pérdida de la calificación práctica.</w:t>
       </w:r>
     </w:p>
     <w:p>
@@ -10799,7 +11383,7 @@
           <w:rFonts w:ascii="Calibri" w:hAnsi="Calibri"/>
           <w:color w:val="172033"/>
         </w:rPr>
-        <w:t>Comparación literal de códigos placeholder sin bolsa de créditos optativos vinculada al plan.</w:t>
+        <w:t>Modelo de nota que no diferenciaba teoría, laboratorio y resultado combinado.</w:t>
       </w:r>
     </w:p>
     <w:p>
@@ -10820,7 +11404,7 @@
           <w:rFonts w:ascii="Calibri" w:hAnsi="Calibri"/>
           <w:color w:val="172033"/>
         </w:rPr>
-        <w:t>Reconocer solo optativas permitidas por el plan y cubrir el requisito por suma de créditos hasta el mínimo establecido.</w:t>
+        <w:t>Aceptar códigos Lxx, validar umbral práctico y conservar por separado la nota de laboratorio y el total de la asignatura.</w:t>
       </w:r>
     </w:p>
     <w:p>
@@ -10841,7 +11425,7 @@
           <w:rFonts w:ascii="Calibri" w:hAnsi="Calibri"/>
           <w:color w:val="172033"/>
         </w:rPr>
-        <w:t>Para Informática se definió un requisito total de 12 créditos optativos.</w:t>
+        <w:t>Se incorporó soporte de calificación de laboratorio en el modelo y transferencia de historial.</w:t>
       </w:r>
     </w:p>
     <w:p>
@@ -10857,7 +11441,7 @@
           <w:sz w:val="20"/>
           <w:shd w:fill="1F5F99"/>
         </w:rPr>
-        <w:t xml:space="preserve">ACA-08  </w:t>
+        <w:t xml:space="preserve">ACA-07  </w:t>
       </w:r>
       <w:r>
         <w:rPr>
@@ -10866,7 +11450,7 @@
           <w:color w:val="123B5D"/>
           <w:sz w:val="24"/>
         </w:rPr>
-        <w:t>La asignatura de tesis se trataba como requisito previo obligatorio</w:t>
+        <w:t>Optativas genéricas se evaluaban como materias específicas pendientes</w:t>
       </w:r>
     </w:p>
     <w:p>
@@ -10902,7 +11486,7 @@
           <w:rFonts w:ascii="Calibri" w:hAnsi="Calibri"/>
           <w:color w:val="172033"/>
         </w:rPr>
-        <w:t>El estudiante aparecía no elegible si solo faltaba INF7010 u otro trabajo de grado equivalente.</w:t>
+        <w:t>INFZZA0, INFZZB0 e INFZZC0 podían quedar pendientes aunque el estudiante aprobara optativas válidas por 12 créditos.</w:t>
       </w:r>
     </w:p>
     <w:p>
@@ -10923,7 +11507,7 @@
           <w:rFonts w:ascii="Calibri" w:hAnsi="Calibri"/>
           <w:color w:val="172033"/>
         </w:rPr>
-        <w:t>El sistema impedía precisamente la inscripción al proceso destinado a completar esa asignatura.</w:t>
+        <w:t>Porcentaje de cumplimiento incorrecto y falsa ineligibilidad.</w:t>
       </w:r>
     </w:p>
     <w:p>
@@ -10944,7 +11528,7 @@
           <w:rFonts w:ascii="Calibri" w:hAnsi="Calibri"/>
           <w:color w:val="172033"/>
         </w:rPr>
-        <w:t>Regla fija basada en un código de Informática y no en la naturaleza del requisito final de cada carrera.</w:t>
+        <w:t>Comparación literal de códigos placeholder sin bolsa de créditos optativos vinculada al plan.</w:t>
       </w:r>
     </w:p>
     <w:p>
@@ -10965,7 +11549,7 @@
           <w:rFonts w:ascii="Calibri" w:hAnsi="Calibri"/>
           <w:color w:val="172033"/>
         </w:rPr>
-        <w:t>Identificar el trabajo de grado por plan/carrera y considerar elegible al estudiante cuando ese sea el único requisito pendiente.</w:t>
+        <w:t>Reconocer solo optativas permitidas por el plan y cubrir el requisito por suma de créditos hasta el mínimo establecido.</w:t>
       </w:r>
     </w:p>
     <w:p>
@@ -10986,7 +11570,7 @@
           <w:rFonts w:ascii="Calibri" w:hAnsi="Calibri"/>
           <w:color w:val="172033"/>
         </w:rPr>
-        <w:t>Se documentó también ARQ5130 como variante en Arquitectura.</w:t>
+        <w:t>Para Informática se definió un requisito total de 12 créditos optativos.</w:t>
       </w:r>
     </w:p>
     <w:p>
@@ -11002,7 +11586,7 @@
           <w:sz w:val="20"/>
           <w:shd w:fill="1F5F99"/>
         </w:rPr>
-        <w:t xml:space="preserve">ACA-09  </w:t>
+        <w:t xml:space="preserve">ACA-08  </w:t>
       </w:r>
       <w:r>
         <w:rPr>
@@ -11011,7 +11595,7 @@
           <w:color w:val="123B5D"/>
           <w:sz w:val="24"/>
         </w:rPr>
-        <w:t>Resultado de elegibilidad crecía sin límite</w:t>
+        <w:t>La asignatura de tesis se trataba como requisito previo obligatorio</w:t>
       </w:r>
     </w:p>
     <w:p>
@@ -11023,10 +11607,10 @@
         <w:rPr>
           <w:rFonts w:ascii="Calibri" w:hAnsi="Calibri"/>
           <w:b/>
-          <w:color w:val="1F5F99"/>
+          <w:color w:val="9B1C1C"/>
           <w:sz w:val="18"/>
         </w:rPr>
-        <w:t>Paginación  |  Severidad: Media</w:t>
+        <w:t>Elegibilidad  |  Severidad: Crítica</w:t>
       </w:r>
     </w:p>
     <w:p>
@@ -11047,7 +11631,7 @@
           <w:rFonts w:ascii="Calibri" w:hAnsi="Calibri"/>
           <w:color w:val="172033"/>
         </w:rPr>
-        <w:t>Las asignaturas pendientes se extendían muy por debajo del área visible.</w:t>
+        <w:t>El estudiante aparecía no elegible si solo faltaba INF7010 u otro trabajo de grado equivalente.</w:t>
       </w:r>
     </w:p>
     <w:p>
@@ -11068,7 +11652,7 @@
           <w:rFonts w:ascii="Calibri" w:hAnsi="Calibri"/>
           <w:color w:val="172033"/>
         </w:rPr>
-        <w:t>Lectura y navegación deficientes en expedientes grandes.</w:t>
+        <w:t>El sistema impedía precisamente la inscripción al proceso destinado a completar esa asignatura.</w:t>
       </w:r>
     </w:p>
     <w:p>
@@ -11089,7 +11673,7 @@
           <w:rFonts w:ascii="Calibri" w:hAnsi="Calibri"/>
           <w:color w:val="172033"/>
         </w:rPr>
-        <w:t>Colección sin paginación compartida.</w:t>
+        <w:t>Regla fija basada en un código de Informática y no en la naturaleza del requisito final de cada carrera.</w:t>
       </w:r>
     </w:p>
     <w:p>
@@ -11110,7 +11694,7 @@
           <w:rFonts w:ascii="Calibri" w:hAnsi="Calibri"/>
           <w:color w:val="172033"/>
         </w:rPr>
-        <w:t>Aplicar el componente global de paginado a los resultados de elegibilidad.</w:t>
+        <w:t>Identificar el trabajo de grado por plan/carrera y considerar elegible al estudiante cuando ese sea el único requisito pendiente.</w:t>
       </w:r>
     </w:p>
     <w:p>
@@ -11131,7 +11715,7 @@
           <w:rFonts w:ascii="Calibri" w:hAnsi="Calibri"/>
           <w:color w:val="172033"/>
         </w:rPr>
-        <w:t>La captura mostró la lista extensa y el sidebar truncado.</w:t>
+        <w:t>Se documentó también ARQ5130 como variante en Arquitectura.</w:t>
       </w:r>
     </w:p>
     <w:p>
@@ -11147,7 +11731,7 @@
           <w:sz w:val="20"/>
           <w:shd w:fill="1F5F99"/>
         </w:rPr>
-        <w:t xml:space="preserve">ACA-10  </w:t>
+        <w:t xml:space="preserve">ACA-09  </w:t>
       </w:r>
       <w:r>
         <w:rPr>
@@ -11156,7 +11740,7 @@
           <w:color w:val="123B5D"/>
           <w:sz w:val="24"/>
         </w:rPr>
-        <w:t>Historial académico sin importación/exportación validada</w:t>
+        <w:t>Resultado de elegibilidad crecía sin límite</w:t>
       </w:r>
     </w:p>
     <w:p>
@@ -11168,10 +11752,10 @@
         <w:rPr>
           <w:rFonts w:ascii="Calibri" w:hAnsi="Calibri"/>
           <w:b/>
-          <w:color w:val="7A5A00"/>
+          <w:color w:val="1F5F99"/>
           <w:sz w:val="18"/>
         </w:rPr>
-        <w:t>Importación  |  Severidad: Alta</w:t>
+        <w:t>Paginación  |  Severidad: Media</w:t>
       </w:r>
     </w:p>
     <w:p>
@@ -11192,7 +11776,7 @@
           <w:rFonts w:ascii="Calibri" w:hAnsi="Calibri"/>
           <w:color w:val="172033"/>
         </w:rPr>
-        <w:t>No existía un flujo equivalente al de planes para cargar y exportar el histórico UASD.</w:t>
+        <w:t>Las asignaturas pendientes se extendían muy por debajo del área visible.</w:t>
       </w:r>
     </w:p>
     <w:p>
@@ -11213,7 +11797,7 @@
           <w:rFonts w:ascii="Calibri" w:hAnsi="Calibri"/>
           <w:color w:val="172033"/>
         </w:rPr>
-        <w:t>Carga manual costosa y riesgo de inconsistencias en código, carrera, período y nota.</w:t>
+        <w:t>Lectura y navegación deficientes en expedientes grandes.</w:t>
       </w:r>
     </w:p>
     <w:p>
@@ -11234,7 +11818,7 @@
           <w:rFonts w:ascii="Calibri" w:hAnsi="Calibri"/>
           <w:color w:val="172033"/>
         </w:rPr>
-        <w:t>Módulo inicialmente limitado al CRUD individual.</w:t>
+        <w:t>Colección sin paginación compartida.</w:t>
       </w:r>
     </w:p>
     <w:p>
@@ -11255,7 +11839,7 @@
           <w:rFonts w:ascii="Calibri" w:hAnsi="Calibri"/>
           <w:color w:val="172033"/>
         </w:rPr>
-        <w:t>Crear importación PDF con validación por asignatura/carrera y exportación usando una plantilla coherente.</w:t>
+        <w:t>Aplicar el componente global de paginado a los resultados de elegibilidad.</w:t>
       </w:r>
     </w:p>
     <w:p>
@@ -11276,20 +11860,7 @@
           <w:rFonts w:ascii="Calibri" w:hAnsi="Calibri"/>
           <w:color w:val="172033"/>
         </w:rPr>
-        <w:t>Se usó el Histórico Académico suministrado como referencia estructural.</w:t>
-      </w:r>
-    </w:p>
-    <w:p>
-      <w:r>
-        <w:br w:type="page"/>
-      </w:r>
-    </w:p>
-    <w:p>
-      <w:pPr>
-        <w:pStyle w:val="Heading2"/>
-      </w:pPr>
-      <w:r>
-        <w:t>3.6 UCOTESIS, ofertas e inscripciones</w:t>
+        <w:t>La captura mostró la lista extensa y el sidebar truncado.</w:t>
       </w:r>
     </w:p>
     <w:p>
@@ -11305,7 +11876,7 @@
           <w:sz w:val="20"/>
           <w:shd w:fill="1F5F99"/>
         </w:rPr>
-        <w:t xml:space="preserve">UCO-01  </w:t>
+        <w:t xml:space="preserve">ACA-10  </w:t>
       </w:r>
       <w:r>
         <w:rPr>
@@ -11314,7 +11885,7 @@
           <w:color w:val="123B5D"/>
           <w:sz w:val="24"/>
         </w:rPr>
-        <w:t>Ofertas publicadas no visibles para estudiantes</w:t>
+        <w:t>Historial académico sin importación/exportación validada</w:t>
       </w:r>
     </w:p>
     <w:p>
@@ -11326,10 +11897,10 @@
         <w:rPr>
           <w:rFonts w:ascii="Calibri" w:hAnsi="Calibri"/>
           <w:b/>
-          <w:color w:val="9B1C1C"/>
+          <w:color w:val="7A5A00"/>
           <w:sz w:val="18"/>
         </w:rPr>
-        <w:t>Regla de consulta  |  Severidad: Crítica</w:t>
+        <w:t>Importación  |  Severidad: Alta</w:t>
       </w:r>
     </w:p>
     <w:p>
@@ -11350,7 +11921,7 @@
           <w:rFonts w:ascii="Calibri" w:hAnsi="Calibri"/>
           <w:color w:val="172033"/>
         </w:rPr>
-        <w:t>Una oferta PUBLICADA y compatible no aparecía en el portal estudiantil.</w:t>
+        <w:t>No existía un flujo equivalente al de planes para cargar y exportar el histórico UASD.</w:t>
       </w:r>
     </w:p>
     <w:p>
@@ -11371,7 +11942,7 @@
           <w:rFonts w:ascii="Calibri" w:hAnsi="Calibri"/>
           <w:color w:val="172033"/>
         </w:rPr>
-        <w:t>El estudiante no podía iniciar su inscripción.</w:t>
+        <w:t>Carga manual costosa y riesgo de inconsistencias en código, carrera, período y nota.</w:t>
       </w:r>
     </w:p>
     <w:p>
@@ -11392,7 +11963,7 @@
           <w:rFonts w:ascii="Calibri" w:hAnsi="Calibri"/>
           <w:color w:val="172033"/>
         </w:rPr>
-        <w:t>La consulta excluía ofertas cuyo inicio de inscripción aún no había llegado, aunque ya estuvieran publicadas.</w:t>
+        <w:t>Módulo inicialmente limitado al CRUD individual.</w:t>
       </w:r>
     </w:p>
     <w:p>
@@ -11413,7 +11984,7 @@
           <w:rFonts w:ascii="Calibri" w:hAnsi="Calibri"/>
           <w:color w:val="172033"/>
         </w:rPr>
-        <w:t>Mostrar ofertas publicadas vigentes por carrera/recinto y comunicar si están abiertas, próximas, agotadas o ya solicitadas.</w:t>
+        <w:t>Crear importación PDF con validación por asignatura/carrera y exportación usando una plantilla coherente.</w:t>
       </w:r>
     </w:p>
     <w:p>
@@ -11434,7 +12005,16 @@
           <w:rFonts w:ascii="Calibri" w:hAnsi="Calibri"/>
           <w:color w:val="172033"/>
         </w:rPr>
-        <w:t>Se añadieron estados ABIERTA, PROXIMAMENTE, AGOTADA y SOLICITADA con pruebas.</w:t>
+        <w:t>Se usó el Histórico Académico suministrado como referencia estructural.</w:t>
+      </w:r>
+    </w:p>
+    <w:p>
+      <w:pPr>
+        <w:pStyle w:val="Heading2"/>
+        <w:pageBreakBefore/>
+      </w:pPr>
+      <w:r>
+        <w:t>3.6 UCOTESIS, ofertas e inscripciones</w:t>
       </w:r>
     </w:p>
     <w:p>
@@ -11450,7 +12030,7 @@
           <w:sz w:val="20"/>
           <w:shd w:fill="1F5F99"/>
         </w:rPr>
-        <w:t xml:space="preserve">UCO-02  </w:t>
+        <w:t xml:space="preserve">UCO-01  </w:t>
       </w:r>
       <w:r>
         <w:rPr>
@@ -11459,7 +12039,7 @@
           <w:color w:val="123B5D"/>
           <w:sz w:val="24"/>
         </w:rPr>
-        <w:t>Inscripción duplicada o sin control atómico de cupo</w:t>
+        <w:t>Ofertas publicadas no visibles para estudiantes</w:t>
       </w:r>
     </w:p>
     <w:p>
@@ -11471,10 +12051,10 @@
         <w:rPr>
           <w:rFonts w:ascii="Calibri" w:hAnsi="Calibri"/>
           <w:b/>
-          <w:color w:val="7A5A00"/>
+          <w:color w:val="9B1C1C"/>
           <w:sz w:val="18"/>
         </w:rPr>
-        <w:t>Regla de negocio  |  Severidad: Alta</w:t>
+        <w:t>Regla de consulta  |  Severidad: Crítica</w:t>
       </w:r>
     </w:p>
     <w:p>
@@ -11495,7 +12075,7 @@
           <w:rFonts w:ascii="Calibri" w:hAnsi="Calibri"/>
           <w:color w:val="172033"/>
         </w:rPr>
-        <w:t>El flujo podía intentar una segunda solicitud o reservar cupo sin revalidar disponibilidad.</w:t>
+        <w:t>Una oferta PUBLICADA y compatible no aparecía en el portal estudiantil.</w:t>
       </w:r>
     </w:p>
     <w:p>
@@ -11516,7 +12096,7 @@
           <w:rFonts w:ascii="Calibri" w:hAnsi="Calibri"/>
           <w:color w:val="172033"/>
         </w:rPr>
-        <w:t>Duplicados y sobreasignación de plazas.</w:t>
+        <w:t>El estudiante no podía iniciar su inscripción.</w:t>
       </w:r>
     </w:p>
     <w:p>
@@ -11537,7 +12117,7 @@
           <w:rFonts w:ascii="Calibri" w:hAnsi="Calibri"/>
           <w:color w:val="172033"/>
         </w:rPr>
-        <w:t>Validaciones separadas de la actualización de cupo.</w:t>
+        <w:t>La consulta excluía ofertas cuyo inicio de inscripción aún no había llegado, aunque ya estuvieran publicadas.</w:t>
       </w:r>
     </w:p>
     <w:p>
@@ -11558,7 +12138,7 @@
           <w:rFonts w:ascii="Calibri" w:hAnsi="Calibri"/>
           <w:color w:val="172033"/>
         </w:rPr>
-        <w:t>Comprobar inscripción existente y ejecutar reserva/creación dentro de una operación atómica e idempotente.</w:t>
+        <w:t>Mostrar ofertas publicadas vigentes por carrera/recinto y comunicar si están abiertas, próximas, agotadas o ya solicitadas.</w:t>
       </w:r>
     </w:p>
     <w:p>
@@ -11579,7 +12159,7 @@
           <w:rFonts w:ascii="Calibri" w:hAnsi="Calibri"/>
           <w:color w:val="172033"/>
         </w:rPr>
-        <w:t>Se agregaron pruebas de rechazo de solicitudes duplicadas.</w:t>
+        <w:t>Se añadieron estados ABIERTA, PROXIMAMENTE, AGOTADA y SOLICITADA con pruebas.</w:t>
       </w:r>
     </w:p>
     <w:p>
@@ -11595,7 +12175,7 @@
           <w:sz w:val="20"/>
           <w:shd w:fill="1F5F99"/>
         </w:rPr>
-        <w:t xml:space="preserve">UCO-03  </w:t>
+        <w:t xml:space="preserve">UCO-02  </w:t>
       </w:r>
       <w:r>
         <w:rPr>
@@ -11604,7 +12184,7 @@
           <w:color w:val="123B5D"/>
           <w:sz w:val="24"/>
         </w:rPr>
-        <w:t>Áreas de investigación interpretadas como temas obligatorios</w:t>
+        <w:t>Inscripción duplicada o sin control atómico de cupo</w:t>
       </w:r>
     </w:p>
     <w:p>
@@ -11616,10 +12196,10 @@
         <w:rPr>
           <w:rFonts w:ascii="Calibri" w:hAnsi="Calibri"/>
           <w:b/>
-          <w:color w:val="1F5F99"/>
+          <w:color w:val="7A5A00"/>
           <w:sz w:val="18"/>
         </w:rPr>
-        <w:t>Catálogo  |  Severidad: Media</w:t>
+        <w:t>Regla de negocio  |  Severidad: Alta</w:t>
       </w:r>
     </w:p>
     <w:p>
@@ -11640,7 +12220,7 @@
           <w:rFonts w:ascii="Calibri" w:hAnsi="Calibri"/>
           <w:color w:val="172033"/>
         </w:rPr>
-        <w:t>El estudiante solo podía escoger áreas previamente registradas y no presentar su propia propuesta.</w:t>
+        <w:t>El flujo podía intentar una segunda solicitud o reservar cupo sin revalidar disponibilidad.</w:t>
       </w:r>
     </w:p>
     <w:p>
@@ -11661,7 +12241,7 @@
           <w:rFonts w:ascii="Calibri" w:hAnsi="Calibri"/>
           <w:color w:val="172033"/>
         </w:rPr>
-        <w:t>Restricción académica no prevista y rechazo de temas originales.</w:t>
+        <w:t>Duplicados y sobreasignación de plazas.</w:t>
       </w:r>
     </w:p>
     <w:p>
@@ -11682,7 +12262,7 @@
           <w:rFonts w:ascii="Calibri" w:hAnsi="Calibri"/>
           <w:color w:val="172033"/>
         </w:rPr>
-        <w:t>Selector cerrado sin alternativa personalizada.</w:t>
+        <w:t>Validaciones separadas de la actualización de cupo.</w:t>
       </w:r>
     </w:p>
     <w:p>
@@ -11703,7 +12283,7 @@
           <w:rFonts w:ascii="Calibri" w:hAnsi="Calibri"/>
           <w:color w:val="172033"/>
         </w:rPr>
-        <w:t>Mantener áreas sugeridas como opcionales y agregar 'Otro' para escribir un tema o área propia.</w:t>
+        <w:t>Comprobar inscripción existente y ejecutar reserva/creación dentro de una operación atómica e idempotente.</w:t>
       </w:r>
     </w:p>
     <w:p>
@@ -11724,7 +12304,7 @@
           <w:rFonts w:ascii="Calibri" w:hAnsi="Calibri"/>
           <w:color w:val="172033"/>
         </w:rPr>
-        <w:t>El modelo de proyecto incorporó area_personalizada.</w:t>
+        <w:t>Se agregaron pruebas de rechazo de solicitudes duplicadas.</w:t>
       </w:r>
     </w:p>
     <w:p>
@@ -11740,7 +12320,7 @@
           <w:sz w:val="20"/>
           <w:shd w:fill="1F5F99"/>
         </w:rPr>
-        <w:t xml:space="preserve">UCO-04  </w:t>
+        <w:t xml:space="preserve">UCO-03  </w:t>
       </w:r>
       <w:r>
         <w:rPr>
@@ -11749,7 +12329,7 @@
           <w:color w:val="123B5D"/>
           <w:sz w:val="24"/>
         </w:rPr>
-        <w:t>Códigos institucionales introducidos manualmente</w:t>
+        <w:t>Áreas de investigación interpretadas como temas obligatorios</w:t>
       </w:r>
     </w:p>
     <w:p>
@@ -11764,7 +12344,7 @@
           <w:color w:val="1F5F99"/>
           <w:sz w:val="18"/>
         </w:rPr>
-        <w:t>Identificadores  |  Severidad: Media</w:t>
+        <w:t>Catálogo  |  Severidad: Media</w:t>
       </w:r>
     </w:p>
     <w:p>
@@ -11785,7 +12365,7 @@
           <w:rFonts w:ascii="Calibri" w:hAnsi="Calibri"/>
           <w:color w:val="172033"/>
         </w:rPr>
-        <w:t>Períodos, áreas y ofertas permitían escribir códigos arbitrarios.</w:t>
+        <w:t>El estudiante solo podía escoger áreas previamente registradas y no presentar su propia propuesta.</w:t>
       </w:r>
     </w:p>
     <w:p>
@@ -11806,7 +12386,7 @@
           <w:rFonts w:ascii="Calibri" w:hAnsi="Calibri"/>
           <w:color w:val="172033"/>
         </w:rPr>
-        <w:t>Duplicados, formatos inconsistentes y confusión al relacionar registros.</w:t>
+        <w:t>Restricción académica no prevista y rechazo de temas originales.</w:t>
       </w:r>
     </w:p>
     <w:p>
@@ -11827,7 +12407,7 @@
           <w:rFonts w:ascii="Calibri" w:hAnsi="Calibri"/>
           <w:color w:val="172033"/>
         </w:rPr>
-        <w:t>Responsabilidad de secuenciación delegada al usuario.</w:t>
+        <w:t>Selector cerrado sin alternativa personalizada.</w:t>
       </w:r>
     </w:p>
     <w:p>
@@ -11848,7 +12428,7 @@
           <w:rFonts w:ascii="Calibri" w:hAnsi="Calibri"/>
           <w:color w:val="172033"/>
         </w:rPr>
-        <w:t>Generar códigos únicos desde el último guardado, mostrar el campo en solo lectura y validar unicidad en backend.</w:t>
+        <w:t>Mantener áreas sugeridas como opcionales y agregar 'Otro' para escribir un tema o área propia.</w:t>
       </w:r>
     </w:p>
     <w:p>
@@ -11869,7 +12449,7 @@
           <w:rFonts w:ascii="Calibri" w:hAnsi="Calibri"/>
           <w:color w:val="172033"/>
         </w:rPr>
-        <w:t>Se incorporó nextSequentialCode y previsualización nextCode.</w:t>
+        <w:t>El modelo de proyecto incorporó area_personalizada.</w:t>
       </w:r>
     </w:p>
     <w:p>
@@ -11885,7 +12465,7 @@
           <w:sz w:val="20"/>
           <w:shd w:fill="1F5F99"/>
         </w:rPr>
-        <w:t xml:space="preserve">UCO-05  </w:t>
+        <w:t xml:space="preserve">UCO-04  </w:t>
       </w:r>
       <w:r>
         <w:rPr>
@@ -11894,7 +12474,7 @@
           <w:color w:val="123B5D"/>
           <w:sz w:val="24"/>
         </w:rPr>
-        <w:t>Proyectos de grado podían ser creados por personal administrativo</w:t>
+        <w:t>Códigos institucionales introducidos manualmente</w:t>
       </w:r>
     </w:p>
     <w:p>
@@ -11906,10 +12486,10 @@
         <w:rPr>
           <w:rFonts w:ascii="Calibri" w:hAnsi="Calibri"/>
           <w:b/>
-          <w:color w:val="9B1C1C"/>
+          <w:color w:val="1F5F99"/>
           <w:sz w:val="18"/>
         </w:rPr>
-        <w:t>Rol  |  Severidad: Crítica</w:t>
+        <w:t>Identificadores  |  Severidad: Media</w:t>
       </w:r>
     </w:p>
     <w:p>
@@ -11930,7 +12510,7 @@
           <w:rFonts w:ascii="Calibri" w:hAnsi="Calibri"/>
           <w:color w:val="172033"/>
         </w:rPr>
-        <w:t>Coordinación y administración tenían capacidad de registrar el proyecto del estudiante.</w:t>
+        <w:t>Períodos, áreas y ofertas permitían escribir códigos arbitrarios.</w:t>
       </w:r>
     </w:p>
     <w:p>
@@ -11951,7 +12531,7 @@
           <w:rFonts w:ascii="Calibri" w:hAnsi="Calibri"/>
           <w:color w:val="172033"/>
         </w:rPr>
-        <w:t>Pérdida de autoría y responsabilidad sobre la propuesta académica.</w:t>
+        <w:t>Duplicados, formatos inconsistentes y confusión al relacionar registros.</w:t>
       </w:r>
     </w:p>
     <w:p>
@@ -11972,7 +12552,7 @@
           <w:rFonts w:ascii="Calibri" w:hAnsi="Calibri"/>
           <w:color w:val="172033"/>
         </w:rPr>
-        <w:t>Regla de servicio permitía manager o estudiante.</w:t>
+        <w:t>Responsabilidad de secuenciación delegada al usuario.</w:t>
       </w:r>
     </w:p>
     <w:p>
@@ -11993,7 +12573,7 @@
           <w:rFonts w:ascii="Calibri" w:hAnsi="Calibri"/>
           <w:color w:val="172033"/>
         </w:rPr>
-        <w:t>Restringir creación al estudiante titular; administración solo revisa estados y fechas.</w:t>
+        <w:t>Generar códigos únicos desde el último guardado, mostrar el campo en solo lectura y validar unicidad en backend.</w:t>
       </w:r>
     </w:p>
     <w:p>
@@ -12014,7 +12594,7 @@
           <w:rFonts w:ascii="Calibri" w:hAnsi="Calibri"/>
           <w:color w:val="172033"/>
         </w:rPr>
-        <w:t>El servicio rechaza la creación para roles no estudiantiles y cuenta con prueba automatizada.</w:t>
+        <w:t>Se incorporó nextSequentialCode y previsualización nextCode.</w:t>
       </w:r>
     </w:p>
     <w:p>
@@ -12030,7 +12610,7 @@
           <w:sz w:val="20"/>
           <w:shd w:fill="1F5F99"/>
         </w:rPr>
-        <w:t xml:space="preserve">UCO-06  </w:t>
+        <w:t xml:space="preserve">UCO-05  </w:t>
       </w:r>
       <w:r>
         <w:rPr>
@@ -12039,7 +12619,7 @@
           <w:color w:val="123B5D"/>
           <w:sz w:val="24"/>
         </w:rPr>
-        <w:t>Rechazo de proyectos sin explicación ni ciclo de ajustes</w:t>
+        <w:t>Proyectos de grado podían ser creados por personal administrativo</w:t>
       </w:r>
     </w:p>
     <w:p>
@@ -12051,10 +12631,10 @@
         <w:rPr>
           <w:rFonts w:ascii="Calibri" w:hAnsi="Calibri"/>
           <w:b/>
-          <w:color w:val="7A5A00"/>
+          <w:color w:val="9B1C1C"/>
           <w:sz w:val="18"/>
         </w:rPr>
-        <w:t>Flujo de revisión  |  Severidad: Alta</w:t>
+        <w:t>Rol  |  Severidad: Crítica</w:t>
       </w:r>
     </w:p>
     <w:p>
@@ -12075,7 +12655,7 @@
           <w:rFonts w:ascii="Calibri" w:hAnsi="Calibri"/>
           <w:color w:val="172033"/>
         </w:rPr>
-        <w:t>Era posible cambiar el estado sin comunicar qué debía corregir el estudiante.</w:t>
+        <w:t>Coordinación y administración tenían capacidad de registrar el proyecto del estudiante.</w:t>
       </w:r>
     </w:p>
     <w:p>
@@ -12096,7 +12676,7 @@
           <w:rFonts w:ascii="Calibri" w:hAnsi="Calibri"/>
           <w:color w:val="172033"/>
         </w:rPr>
-        <w:t>Iteración académica opaca y retrabajo.</w:t>
+        <w:t>Pérdida de autoría y responsabilidad sobre la propuesta académica.</w:t>
       </w:r>
     </w:p>
     <w:p>
@@ -12117,7 +12697,7 @@
           <w:rFonts w:ascii="Calibri" w:hAnsi="Calibri"/>
           <w:color w:val="172033"/>
         </w:rPr>
-        <w:t>Proyecto sin campo de observación de revisión y transiciones demasiado abiertas.</w:t>
+        <w:t>Regla de servicio permitía manager o estudiante.</w:t>
       </w:r>
     </w:p>
     <w:p>
@@ -12138,7 +12718,7 @@
           <w:rFonts w:ascii="Calibri" w:hAnsi="Calibri"/>
           <w:color w:val="172033"/>
         </w:rPr>
-        <w:t>Exigir observación al rechazar, permitir ajustes solo en pendiente/rechazado y reenviar a EN_REVISION.</w:t>
+        <w:t>Restringir creación al estudiante titular; administración solo revisa estados y fechas.</w:t>
       </w:r>
     </w:p>
     <w:p>
@@ -12159,7 +12739,7 @@
           <w:rFonts w:ascii="Calibri" w:hAnsi="Calibri"/>
           <w:color w:val="172033"/>
         </w:rPr>
-        <w:t>Se añadió observacion_revision, notificación y prueba de rechazo sin explicación.</w:t>
+        <w:t>El servicio rechaza la creación para roles no estudiantiles y cuenta con prueba automatizada.</w:t>
       </w:r>
     </w:p>
     <w:p>
@@ -12175,7 +12755,7 @@
           <w:sz w:val="20"/>
           <w:shd w:fill="1F5F99"/>
         </w:rPr>
-        <w:t xml:space="preserve">UCO-07  </w:t>
+        <w:t xml:space="preserve">UCO-06  </w:t>
       </w:r>
       <w:r>
         <w:rPr>
@@ -12184,7 +12764,7 @@
           <w:color w:val="123B5D"/>
           <w:sz w:val="24"/>
         </w:rPr>
-        <w:t>Asesores y jurados no vinculados estrictamente a usuarios docentes</w:t>
+        <w:t>Rechazo de proyectos sin explicación ni ciclo de ajustes</w:t>
       </w:r>
     </w:p>
     <w:p>
@@ -12199,7 +12779,7 @@
           <w:color w:val="7A5A00"/>
           <w:sz w:val="18"/>
         </w:rPr>
-        <w:t>Asignación docente  |  Severidad: Alta</w:t>
+        <w:t>Flujo de revisión  |  Severidad: Alta</w:t>
       </w:r>
     </w:p>
     <w:p>
@@ -12220,7 +12800,7 @@
           <w:rFonts w:ascii="Calibri" w:hAnsi="Calibri"/>
           <w:color w:val="172033"/>
         </w:rPr>
-        <w:t>El origen de las opciones no garantizaba que el registro perteneciera a un usuario activo con rol DOCENTE.</w:t>
+        <w:t>Era posible cambiar el estado sin comunicar qué debía corregir el estudiante.</w:t>
       </w:r>
     </w:p>
     <w:p>
@@ -12241,7 +12821,7 @@
           <w:rFonts w:ascii="Calibri" w:hAnsi="Calibri"/>
           <w:color w:val="172033"/>
         </w:rPr>
-        <w:t>Asignaciones a perfiles inválidos o inactivos.</w:t>
+        <w:t>Iteración académica opaca y retrabajo.</w:t>
       </w:r>
     </w:p>
     <w:p>
@@ -12262,7 +12842,7 @@
           <w:rFonts w:ascii="Calibri" w:hAnsi="Calibri"/>
           <w:color w:val="172033"/>
         </w:rPr>
-        <w:t>Validación basada únicamente en la tabla docentes.</w:t>
+        <w:t>Proyecto sin campo de observación de revisión y transiciones demasiado abiertas.</w:t>
       </w:r>
     </w:p>
     <w:p>
@@ -12283,7 +12863,7 @@
           <w:rFonts w:ascii="Calibri" w:hAnsi="Calibri"/>
           <w:color w:val="172033"/>
         </w:rPr>
-        <w:t>Filtrar por perfil, usuario y rol DOCENTE activos tanto en catálogo como en backend.</w:t>
+        <w:t>Exigir observación al rechazar, permitir ajustes solo en pendiente/rechazado y reenviar a EN_REVISION.</w:t>
       </w:r>
     </w:p>
     <w:p>
@@ -12304,7 +12884,7 @@
           <w:rFonts w:ascii="Calibri" w:hAnsi="Calibri"/>
           <w:color w:val="172033"/>
         </w:rPr>
-        <w:t>La asignación valida proyecto, docente y tipo de participación antes del upsert.</w:t>
+        <w:t>Se añadió observacion_revision, notificación y prueba de rechazo sin explicación.</w:t>
       </w:r>
     </w:p>
     <w:p>
@@ -12320,7 +12900,7 @@
           <w:sz w:val="20"/>
           <w:shd w:fill="1F5F99"/>
         </w:rPr>
-        <w:t xml:space="preserve">UCO-08  </w:t>
+        <w:t xml:space="preserve">UCO-07  </w:t>
       </w:r>
       <w:r>
         <w:rPr>
@@ -12329,7 +12909,7 @@
           <w:color w:val="123B5D"/>
           <w:sz w:val="24"/>
         </w:rPr>
-        <w:t>Docentes y estudiantes no veían correctamente sus asignaciones</w:t>
+        <w:t>Roles de asesores y jurados no integrados con usuarios docentes</w:t>
       </w:r>
     </w:p>
     <w:p>
@@ -12344,7 +12924,7 @@
           <w:color w:val="7A5A00"/>
           <w:sz w:val="18"/>
         </w:rPr>
-        <w:t>Visibilidad por rol  |  Severidad: Alta</w:t>
+        <w:t>Asignación docente  |  Severidad: Alta</w:t>
       </w:r>
     </w:p>
     <w:p>
@@ -12365,7 +12945,7 @@
           <w:rFonts w:ascii="Calibri" w:hAnsi="Calibri"/>
           <w:color w:val="172033"/>
         </w:rPr>
-        <w:t>No estaba definido qué proyectos debía ver cada actor.</w:t>
+        <w:t>El origen de las opciones no distinguía asesores y jurados ni garantizaba un usuario activo con un rol académico compatible.</w:t>
       </w:r>
     </w:p>
     <w:p>
@@ -12386,7 +12966,7 @@
           <w:rFonts w:ascii="Calibri" w:hAnsi="Calibri"/>
           <w:color w:val="172033"/>
         </w:rPr>
-        <w:t>Profesores sin seguimiento de proyectos y estudiantes sin información de asesor/jurado.</w:t>
+        <w:t>Asignaciones a perfiles inválidos o inactivos.</w:t>
       </w:r>
     </w:p>
     <w:p>
@@ -12407,7 +12987,7 @@
           <w:rFonts w:ascii="Calibri" w:hAnsi="Calibri"/>
           <w:color w:val="172033"/>
         </w:rPr>
-        <w:t>Consulta común sin filtros de pertenencia y asignación.</w:t>
+        <w:t>La validación dependía únicamente de la tabla docentes y del rol genérico DOCENTE.</w:t>
       </w:r>
     </w:p>
     <w:p>
@@ -12428,7 +13008,7 @@
           <w:rFonts w:ascii="Calibri" w:hAnsi="Calibri"/>
           <w:color w:val="172033"/>
         </w:rPr>
-        <w:t>Administración ve todos; estudiante ve los propios; docente ve solo los asignados; estudiante consulta sus asesores activos.</w:t>
+        <w:t>Crear los roles ASESOR y JURADO con permisos persistidos, sincronizar automáticamente su perfil docente y validar la compatibilidad entre rol y tipo de participación.</w:t>
       </w:r>
     </w:p>
     <w:p>
@@ -12449,20 +13029,7 @@
           <w:rFonts w:ascii="Calibri" w:hAnsi="Calibri"/>
           <w:color w:val="172033"/>
         </w:rPr>
-        <w:t>El servicio filtra por inscripción o proyecto_docentes según el rol.</w:t>
-      </w:r>
-    </w:p>
-    <w:p>
-      <w:r>
-        <w:br w:type="page"/>
-      </w:r>
-    </w:p>
-    <w:p>
-      <w:pPr>
-        <w:pStyle w:val="Heading2"/>
-      </w:pPr>
-      <w:r>
-        <w:t>3.7 Pagos, comprobantes y facturación</w:t>
+        <w:t>El catálogo carga docentes, asesores y jurados activos; el backend impide asignar como jurado a quien solo posee el rol de asesor.</w:t>
       </w:r>
     </w:p>
     <w:p>
@@ -12478,7 +13045,7 @@
           <w:sz w:val="20"/>
           <w:shd w:fill="1F5F99"/>
         </w:rPr>
-        <w:t xml:space="preserve">PAY-01  </w:t>
+        <w:t xml:space="preserve">UCO-08  </w:t>
       </w:r>
       <w:r>
         <w:rPr>
@@ -12487,7 +13054,7 @@
           <w:color w:val="123B5D"/>
           <w:sz w:val="24"/>
         </w:rPr>
-        <w:t>Pago por transferencia sin cuenta bancaria administrable</w:t>
+        <w:t>Docentes y estudiantes no veían correctamente sus asignaciones</w:t>
       </w:r>
     </w:p>
     <w:p>
@@ -12502,7 +13069,7 @@
           <w:color w:val="7A5A00"/>
           <w:sz w:val="18"/>
         </w:rPr>
-        <w:t>Flujo financiero  |  Severidad: Alta</w:t>
+        <w:t>Visibilidad por rol  |  Severidad: Alta</w:t>
       </w:r>
     </w:p>
     <w:p>
@@ -12523,7 +13090,7 @@
           <w:rFonts w:ascii="Calibri" w:hAnsi="Calibri"/>
           <w:color w:val="172033"/>
         </w:rPr>
-        <w:t>El estudiante no disponía de datos persistidos para realizar la transferencia.</w:t>
+        <w:t>No estaba definido qué proyectos debía ver cada actor.</w:t>
       </w:r>
     </w:p>
     <w:p>
@@ -12544,7 +13111,7 @@
           <w:rFonts w:ascii="Calibri" w:hAnsi="Calibri"/>
           <w:color w:val="172033"/>
         </w:rPr>
-        <w:t>Proceso de pago incompleto y dependencia de comunicación externa.</w:t>
+        <w:t>Profesores sin seguimiento de proyectos y estudiantes sin información de asesor/jurado.</w:t>
       </w:r>
     </w:p>
     <w:p>
@@ -12565,7 +13132,7 @@
           <w:rFonts w:ascii="Calibri" w:hAnsi="Calibri"/>
           <w:color w:val="172033"/>
         </w:rPr>
-        <w:t>Cuenta bancaria tratada como texto/configuración en vez de entidad de negocio.</w:t>
+        <w:t>Consulta común sin filtros de pertenencia y asignación.</w:t>
       </w:r>
     </w:p>
     <w:p>
@@ -12586,7 +13153,7 @@
           <w:rFonts w:ascii="Calibri" w:hAnsi="Calibri"/>
           <w:color w:val="172033"/>
         </w:rPr>
-        <w:t>CRUD de cuentas con banco, número, tipo, titular, documento, moneda, instrucciones y estado.</w:t>
+        <w:t>Administración y coordinación ven todos los proyectos; el estudiante ve los propios y sus asignaciones; docentes, asesores y jurados ven únicamente los proyectos asignados.</w:t>
       </w:r>
     </w:p>
     <w:p>
@@ -12607,7 +13174,7 @@
           <w:rFonts w:ascii="Calibri" w:hAnsi="Calibri"/>
           <w:color w:val="172033"/>
         </w:rPr>
-        <w:t>Las cuentas activas se publican al estudiante desde la base de datos.</w:t>
+        <w:t>El servicio filtra por inscripción o proyecto_docentes y habilita la consulta según DOCENTE, ASESOR, JURADO o ESTUDIANTE.</w:t>
       </w:r>
     </w:p>
     <w:p>
@@ -12623,7 +13190,7 @@
           <w:sz w:val="20"/>
           <w:shd w:fill="1F5F99"/>
         </w:rPr>
-        <w:t xml:space="preserve">PAY-02  </w:t>
+        <w:t xml:space="preserve">UCO-09  </w:t>
       </w:r>
       <w:r>
         <w:rPr>
@@ -12632,7 +13199,7 @@
           <w:color w:val="123B5D"/>
           <w:sz w:val="24"/>
         </w:rPr>
-        <w:t>Posibilidad de registrar pagos activos duplicados</w:t>
+        <w:t>Creación de modalidades bloqueada por un mensaje de expresión regular</w:t>
       </w:r>
     </w:p>
     <w:p>
@@ -12644,10 +13211,10 @@
         <w:rPr>
           <w:rFonts w:ascii="Calibri" w:hAnsi="Calibri"/>
           <w:b/>
-          <w:color w:val="9B1C1C"/>
+          <w:color w:val="7A5A00"/>
           <w:sz w:val="18"/>
         </w:rPr>
-        <w:t>Integridad  |  Severidad: Crítica</w:t>
+        <w:t>Validación de entrada  |  Severidad: Alta</w:t>
       </w:r>
     </w:p>
     <w:p>
@@ -12668,7 +13235,7 @@
           <w:rFonts w:ascii="Calibri" w:hAnsi="Calibri"/>
           <w:color w:val="172033"/>
         </w:rPr>
-        <w:t>Una inscripción podía intentar cargar más de un pago pendiente/procesando/aprobado.</w:t>
+        <w:t>Al agregar una modalidad, la API respondía: 'codigo must match /^[A-Z0-9_\-]{2,60}$/ regular expression'.</w:t>
       </w:r>
     </w:p>
     <w:p>
@@ -12689,7 +13256,7 @@
           <w:rFonts w:ascii="Calibri" w:hAnsi="Calibri"/>
           <w:color w:val="172033"/>
         </w:rPr>
-        <w:t>Conciliación ambigua y riesgo de doble cobro o doble comprobante.</w:t>
+        <w:t>El catálogo no podía ampliarse con códigos escritos en minúsculas, con espacios o tildes; además, el usuario recibía un detalle interno difícil de interpretar.</w:t>
       </w:r>
     </w:p>
     <w:p>
@@ -12710,7 +13277,7 @@
           <w:rFonts w:ascii="Calibri" w:hAnsi="Calibri"/>
           <w:color w:val="172033"/>
         </w:rPr>
-        <w:t>Falta de validación de pagos activos antes de crear una nueva transferencia.</w:t>
+        <w:t>El frontend enviaba el código exactamente como se escribía y el DTO usaba el mensaje predeterminado de class-validator, sin normalización ni explicación funcional.</w:t>
       </w:r>
     </w:p>
     <w:p>
@@ -12731,7 +13298,7 @@
           <w:rFonts w:ascii="Calibri" w:hAnsi="Calibri"/>
           <w:color w:val="172033"/>
         </w:rPr>
-        <w:t>Bloquear nuevos pagos si existe uno activo y mantener el cambio de estado de inscripción coordinado.</w:t>
+        <w:t>Normalizar el código en frontend y backend: retirar tildes, convertir a mayúsculas y sustituir espacios por guiones bajos; conservar la validación del formato y devolver un mensaje claro en español.</w:t>
       </w:r>
     </w:p>
     <w:p>
@@ -12752,7 +13319,7 @@
           <w:rFonts w:ascii="Calibri" w:hAnsi="Calibri"/>
           <w:color w:val="172033"/>
         </w:rPr>
-        <w:t>Existe prueba automatizada que impide dos pagos activos.</w:t>
+        <w:t>Las pruebas confirman que 'Curso monográfico' se guarda como CURSO_MONOGRAFICO y que los caracteres no admitidos producen una explicación legible.</w:t>
       </w:r>
     </w:p>
     <w:p>
@@ -12768,7 +13335,7 @@
           <w:sz w:val="20"/>
           <w:shd w:fill="1F5F99"/>
         </w:rPr>
-        <w:t xml:space="preserve">PAY-03  </w:t>
+        <w:t xml:space="preserve">UCO-10  </w:t>
       </w:r>
       <w:r>
         <w:rPr>
@@ -12777,7 +13344,7 @@
           <w:color w:val="123B5D"/>
           <w:sz w:val="24"/>
         </w:rPr>
-        <w:t>Aprobación/rechazo podía dejar estados financieros inconsistentes</w:t>
+        <w:t>Documentos del estudiante sin carga ni visualización real</w:t>
       </w:r>
     </w:p>
     <w:p>
@@ -12789,10 +13356,10 @@
         <w:rPr>
           <w:rFonts w:ascii="Calibri" w:hAnsi="Calibri"/>
           <w:b/>
-          <w:color w:val="9B1C1C"/>
+          <w:color w:val="7A5A00"/>
           <w:sz w:val="18"/>
         </w:rPr>
-        <w:t>Atomicidad  |  Severidad: Crítica</w:t>
+        <w:t>Gestión documental  |  Severidad: Alta</w:t>
       </w:r>
     </w:p>
     <w:p>
@@ -12813,7 +13380,7 @@
           <w:rFonts w:ascii="Calibri" w:hAnsi="Calibri"/>
           <w:color w:val="172033"/>
         </w:rPr>
-        <w:t>Pago, comprobante, inscripción, historial, factura y notificación podían actualizarse por separado.</w:t>
+        <w:t>El módulo mostraba metadatos, pero el estudiante no podía cargar archivos y administración o coordinación no podían abrirlos.</w:t>
       </w:r>
     </w:p>
     <w:p>
@@ -12834,7 +13401,7 @@
           <w:rFonts w:ascii="Calibri" w:hAnsi="Calibri"/>
           <w:color w:val="172033"/>
         </w:rPr>
-        <w:t>Factura sin inscripción confirmada o rechazo sin retorno al estado correcto.</w:t>
+        <w:t>La revisión documental de la inscripción quedaba incompleta y dependía de canales externos.</w:t>
       </w:r>
     </w:p>
     <w:p>
@@ -12855,7 +13422,7 @@
           <w:rFonts w:ascii="Calibri" w:hAnsi="Calibri"/>
           <w:color w:val="172033"/>
         </w:rPr>
-        <w:t>Operaciones no encapsuladas en una transacción única.</w:t>
+        <w:t>No existían endpoints multipart, persistencia del contenido ni descarga autorizada por pertenencia o permiso.</w:t>
       </w:r>
     </w:p>
     <w:p>
@@ -12876,7 +13443,7 @@
           <w:rFonts w:ascii="Calibri" w:hAnsi="Calibri"/>
           <w:color w:val="172033"/>
         </w:rPr>
-        <w:t>Validar estados de transición y efectuar aprobación/rechazo con transacción e historial.</w:t>
+        <w:t>Permitir PDF, PNG y JPG de hasta 8 MB, almacenar el contenido con hash SHA-256, controlar propietario/gestor y notificar el resultado de la revisión.</w:t>
       </w:r>
     </w:p>
     <w:p>
@@ -12897,7 +13464,16 @@
           <w:rFonts w:ascii="Calibri" w:hAnsi="Calibri"/>
           <w:color w:val="172033"/>
         </w:rPr>
-        <w:t>Las pruebas verifican aprobación, confirmación y emisión de factura atómicas.</w:t>
+        <w:t>Estudiante y gestores disponen de carga/descarga; la validación genera una notificación y cuenta con pruebas de formato, persistencia e integridad.</w:t>
+      </w:r>
+    </w:p>
+    <w:p>
+      <w:pPr>
+        <w:pStyle w:val="Heading2"/>
+        <w:pageBreakBefore/>
+      </w:pPr>
+      <w:r>
+        <w:t>3.7 Pagos, comprobantes y facturación</w:t>
       </w:r>
     </w:p>
     <w:p>
@@ -12913,7 +13489,7 @@
           <w:sz w:val="20"/>
           <w:shd w:fill="1F5F99"/>
         </w:rPr>
-        <w:t xml:space="preserve">PAY-04  </w:t>
+        <w:t xml:space="preserve">PAY-01  </w:t>
       </w:r>
       <w:r>
         <w:rPr>
@@ -12922,7 +13498,7 @@
           <w:color w:val="123B5D"/>
           <w:sz w:val="24"/>
         </w:rPr>
-        <w:t>Factura PDF con texto superpuesto y composición deficiente</w:t>
+        <w:t>Pago por transferencia sin cuenta bancaria administrable</w:t>
       </w:r>
     </w:p>
     <w:p>
@@ -12937,7 +13513,7 @@
           <w:color w:val="7A5A00"/>
           <w:sz w:val="18"/>
         </w:rPr>
-        <w:t>Documento  |  Severidad: Alta</w:t>
+        <w:t>Flujo financiero  |  Severidad: Alta</w:t>
       </w:r>
     </w:p>
     <w:p>
@@ -12958,7 +13534,7 @@
           <w:rFonts w:ascii="Calibri" w:hAnsi="Calibri"/>
           <w:color w:val="172033"/>
         </w:rPr>
-        <w:t>Etiquetas y valores se pegaban, el monto invadía otros campos y el bloque visual quedaba vacío/desbalanceado.</w:t>
+        <w:t>El estudiante no disponía de datos persistidos para realizar la transferencia.</w:t>
       </w:r>
     </w:p>
     <w:p>
@@ -12979,7 +13555,7 @@
           <w:rFonts w:ascii="Calibri" w:hAnsi="Calibri"/>
           <w:color w:val="172033"/>
         </w:rPr>
-        <w:t>Comprobante poco profesional y difícil de presentar como documento oficial.</w:t>
+        <w:t>Proceso de pago incompleto y dependencia de comunicación externa.</w:t>
       </w:r>
     </w:p>
     <w:p>
@@ -13000,7 +13576,7 @@
           <w:rFonts w:ascii="Calibri" w:hAnsi="Calibri"/>
           <w:color w:val="172033"/>
         </w:rPr>
-        <w:t>Coordenadas absolutas sin rejilla, jerarquía ni adaptación a textos largos.</w:t>
+        <w:t>Cuenta bancaria tratada como texto/configuración en vez de entidad de negocio.</w:t>
       </w:r>
     </w:p>
     <w:p>
@@ -13021,7 +13597,7 @@
           <w:rFonts w:ascii="Calibri" w:hAnsi="Calibri"/>
           <w:color w:val="172033"/>
         </w:rPr>
-        <w:t>Rediseñar en una página con encabezado institucional, tarjetas, total destacado, QR y campos con límites/ellipsis.</w:t>
+        <w:t>CRUD de cuentas con banco, número, tipo, titular, documento, moneda, instrucciones y estado.</w:t>
       </w:r>
     </w:p>
     <w:p>
@@ -13042,7 +13618,7 @@
           <w:rFonts w:ascii="Calibri" w:hAnsi="Calibri"/>
           <w:color w:val="172033"/>
         </w:rPr>
-        <w:t>La factura fue renderizada y revisada con datos normales y extensos.</w:t>
+        <w:t>Las cuentas activas se publican al estudiante desde la base de datos.</w:t>
       </w:r>
     </w:p>
     <w:p>
@@ -13058,7 +13634,7 @@
           <w:sz w:val="20"/>
           <w:shd w:fill="1F5F99"/>
         </w:rPr>
-        <w:t xml:space="preserve">PAY-05  </w:t>
+        <w:t xml:space="preserve">PAY-02  </w:t>
       </w:r>
       <w:r>
         <w:rPr>
@@ -13067,7 +13643,7 @@
           <w:color w:val="123B5D"/>
           <w:sz w:val="24"/>
         </w:rPr>
-        <w:t>Descargas autenticadas vulnerables a expiración de sesión</w:t>
+        <w:t>Posibilidad de registrar pagos activos duplicados</w:t>
       </w:r>
     </w:p>
     <w:p>
@@ -13079,10 +13655,10 @@
         <w:rPr>
           <w:rFonts w:ascii="Calibri" w:hAnsi="Calibri"/>
           <w:b/>
-          <w:color w:val="7A5A00"/>
+          <w:color w:val="9B1C1C"/>
           <w:sz w:val="18"/>
         </w:rPr>
-        <w:t>Sesión/descarga  |  Severidad: Alta</w:t>
+        <w:t>Integridad  |  Severidad: Crítica</w:t>
       </w:r>
     </w:p>
     <w:p>
@@ -13103,7 +13679,7 @@
           <w:rFonts w:ascii="Calibri" w:hAnsi="Calibri"/>
           <w:color w:val="172033"/>
         </w:rPr>
-        <w:t>Comprobantes y facturas se abrían mediante enlaces directos que no recuperaban una sesión expirada.</w:t>
+        <w:t>Una inscripción podía intentar cargar más de un pago pendiente/procesando/aprobado.</w:t>
       </w:r>
     </w:p>
     <w:p>
@@ -13124,7 +13700,7 @@
           <w:rFonts w:ascii="Calibri" w:hAnsi="Calibri"/>
           <w:color w:val="172033"/>
         </w:rPr>
-        <w:t>Descargas fallidas aunque el usuario continuara autenticado en la interfaz.</w:t>
+        <w:t>Conciliación ambigua y riesgo de doble cobro o doble comprobante.</w:t>
       </w:r>
     </w:p>
     <w:p>
@@ -13145,7 +13721,7 @@
           <w:rFonts w:ascii="Calibri" w:hAnsi="Calibri"/>
           <w:color w:val="172033"/>
         </w:rPr>
-        <w:t>Uso de navegación directa en vez de la capa API con renovación y manejo de blobs.</w:t>
+        <w:t>Falta de validación de pagos activos antes de crear una nueva transferencia.</w:t>
       </w:r>
     </w:p>
     <w:p>
@@ -13166,7 +13742,7 @@
           <w:rFonts w:ascii="Calibri" w:hAnsi="Calibri"/>
           <w:color w:val="172033"/>
         </w:rPr>
-        <w:t>Descargar mediante apiFetch, renovar token cuando corresponda y crear un objeto Blob temporal.</w:t>
+        <w:t>Bloquear nuevos pagos si existe uno activo y mantener el cambio de estado de inscripción coordinado.</w:t>
       </w:r>
     </w:p>
     <w:p>
@@ -13187,20 +13763,7 @@
           <w:rFonts w:ascii="Calibri" w:hAnsi="Calibri"/>
           <w:color w:val="172033"/>
         </w:rPr>
-        <w:t>Las descargas administrativas y estudiantiles usan la capa compartida.</w:t>
-      </w:r>
-    </w:p>
-    <w:p>
-      <w:r>
-        <w:br w:type="page"/>
-      </w:r>
-    </w:p>
-    <w:p>
-      <w:pPr>
-        <w:pStyle w:val="Heading2"/>
-      </w:pPr>
-      <w:r>
-        <w:t>3.8 Documentación, calidad y mantenibilidad</w:t>
+        <w:t>Existe prueba automatizada que impide dos pagos activos.</w:t>
       </w:r>
     </w:p>
     <w:p>
@@ -13216,7 +13779,7 @@
           <w:sz w:val="20"/>
           <w:shd w:fill="1F5F99"/>
         </w:rPr>
-        <w:t xml:space="preserve">DEV-01  </w:t>
+        <w:t xml:space="preserve">PAY-03  </w:t>
       </w:r>
       <w:r>
         <w:rPr>
@@ -13225,7 +13788,7 @@
           <w:color w:val="123B5D"/>
           <w:sz w:val="24"/>
         </w:rPr>
-        <w:t>README sin procedimiento completo de instalación y Git</w:t>
+        <w:t>Aprobación/rechazo podía dejar estados financieros inconsistentes</w:t>
       </w:r>
     </w:p>
     <w:p>
@@ -13237,10 +13800,10 @@
         <w:rPr>
           <w:rFonts w:ascii="Calibri" w:hAnsi="Calibri"/>
           <w:b/>
-          <w:color w:val="1F5F99"/>
+          <w:color w:val="9B1C1C"/>
           <w:sz w:val="18"/>
         </w:rPr>
-        <w:t>Documentación  |  Severidad: Media</w:t>
+        <w:t>Atomicidad  |  Severidad: Crítica</w:t>
       </w:r>
     </w:p>
     <w:p>
@@ -13261,7 +13824,7 @@
           <w:rFonts w:ascii="Calibri" w:hAnsi="Calibri"/>
           <w:color w:val="172033"/>
         </w:rPr>
-        <w:t>No estaban claros clonación, pnpm install, ejecución separada de API/web y flujo de ramas.</w:t>
+        <w:t>Pago, comprobante, transacción, inscripción, historial, factura y notificación podían actualizarse por separado.</w:t>
       </w:r>
     </w:p>
     <w:p>
@@ -13282,7 +13845,7 @@
           <w:rFonts w:ascii="Calibri" w:hAnsi="Calibri"/>
           <w:color w:val="172033"/>
         </w:rPr>
-        <w:t>Incorporación lenta de colaboradores y errores al trabajar fuera de qa.</w:t>
+        <w:t>Factura sin inscripción confirmada o rechazo sin retorno al estado correcto.</w:t>
       </w:r>
     </w:p>
     <w:p>
@@ -13303,7 +13866,7 @@
           <w:rFonts w:ascii="Calibri" w:hAnsi="Calibri"/>
           <w:color w:val="172033"/>
         </w:rPr>
-        <w:t>Documentación técnica incompleta frente al crecimiento del monorepo.</w:t>
+        <w:t>Operaciones no encapsuladas en una transacción única.</w:t>
       </w:r>
     </w:p>
     <w:p>
@@ -13324,7 +13887,7 @@
           <w:rFonts w:ascii="Calibri" w:hAnsi="Calibri"/>
           <w:color w:val="172033"/>
         </w:rPr>
-        <w:t>Documentar requisitos, comandos, ubicación, pull/push, cambio de rama y uso de qa.</w:t>
+        <w:t>Validar estados de transición y efectuar aprobación o rechazo dentro de una transacción, sincronizando también el registro financiero asociado.</w:t>
       </w:r>
     </w:p>
     <w:p>
@@ -13345,7 +13908,7 @@
           <w:rFonts w:ascii="Calibri" w:hAnsi="Calibri"/>
           <w:color w:val="172033"/>
         </w:rPr>
-        <w:t>El README fue incluido en la lista de entregables de configuración del proyecto.</w:t>
+        <w:t>Las pruebas verifican la actualización coordinada del pago, la transacción, la inscripción y la emisión de factura.</w:t>
       </w:r>
     </w:p>
     <w:p>
@@ -13361,7 +13924,7 @@
           <w:sz w:val="20"/>
           <w:shd w:fill="1F5F99"/>
         </w:rPr>
-        <w:t xml:space="preserve">DEV-02  </w:t>
+        <w:t xml:space="preserve">PAY-04  </w:t>
       </w:r>
       <w:r>
         <w:rPr>
@@ -13370,7 +13933,7 @@
           <w:color w:val="123B5D"/>
           <w:sz w:val="24"/>
         </w:rPr>
-        <w:t>Desalineación potencial entre SQL de referencia y Prisma</w:t>
+        <w:t>Factura PDF con texto superpuesto y composición deficiente</w:t>
       </w:r>
     </w:p>
     <w:p>
@@ -13385,7 +13948,7 @@
           <w:color w:val="7A5A00"/>
           <w:sz w:val="18"/>
         </w:rPr>
-        <w:t>Base de datos  |  Severidad: Alta</w:t>
+        <w:t>Documento  |  Severidad: Alta</w:t>
       </w:r>
     </w:p>
     <w:p>
@@ -13406,7 +13969,7 @@
           <w:rFonts w:ascii="Calibri" w:hAnsi="Calibri"/>
           <w:color w:val="172033"/>
         </w:rPr>
-        <w:t>Nuevos campos y relaciones podían existir en código sin estar disponibles en la base local.</w:t>
+        <w:t>Etiquetas y valores se pegaban, el monto invadía otros campos y el bloque visual quedaba vacío/desbalanceado.</w:t>
       </w:r>
     </w:p>
     <w:p>
@@ -13427,7 +13990,7 @@
           <w:rFonts w:ascii="Calibri" w:hAnsi="Calibri"/>
           <w:color w:val="172033"/>
         </w:rPr>
-        <w:t>Errores de ejecución y módulos que no cargan después de actualizar el repositorio.</w:t>
+        <w:t>Comprobante poco profesional y difícil de presentar como documento oficial.</w:t>
       </w:r>
     </w:p>
     <w:p>
@@ -13448,7 +14011,7 @@
           <w:rFonts w:ascii="Calibri" w:hAnsi="Calibri"/>
           <w:color w:val="172033"/>
         </w:rPr>
-        <w:t>Cambios sin migración nueva o sin actualizar SIGMA_Base_Datos_MySQL.sql.</w:t>
+        <w:t>Coordenadas absolutas sin rejilla, jerarquía ni adaptación a textos largos.</w:t>
       </w:r>
     </w:p>
     <w:p>
@@ -13469,7 +14032,7 @@
           <w:rFonts w:ascii="Calibri" w:hAnsi="Calibri"/>
           <w:color w:val="172033"/>
         </w:rPr>
-        <w:t>Mantener schema.prisma, migraciones y SQL base sincronizados; aplicar prisma:deploy antes de probar.</w:t>
+        <w:t>Rediseñar en una página con encabezado institucional, tarjetas, total destacado, QR y campos con límites/ellipsis.</w:t>
       </w:r>
     </w:p>
     <w:p>
@@ -13490,7 +14053,7 @@
           <w:rFonts w:ascii="Calibri" w:hAnsi="Calibri"/>
           <w:color w:val="172033"/>
         </w:rPr>
-        <w:t>Las últimas extensiones incluyen migración aditiva y actualización del SQL de referencia.</w:t>
+        <w:t>La factura fue renderizada y revisada con datos normales y extensos.</w:t>
       </w:r>
     </w:p>
     <w:p>
@@ -13506,7 +14069,7 @@
           <w:sz w:val="20"/>
           <w:shd w:fill="1F5F99"/>
         </w:rPr>
-        <w:t xml:space="preserve">DEV-03  </w:t>
+        <w:t xml:space="preserve">PAY-05  </w:t>
       </w:r>
       <w:r>
         <w:rPr>
@@ -13515,7 +14078,7 @@
           <w:color w:val="123B5D"/>
           <w:sz w:val="24"/>
         </w:rPr>
-        <w:t>Correcciones sin cobertura de regresión suficiente</w:t>
+        <w:t>Descargas autenticadas vulnerables a expiración de sesión</w:t>
       </w:r>
     </w:p>
     <w:p>
@@ -13530,7 +14093,7 @@
           <w:color w:val="7A5A00"/>
           <w:sz w:val="18"/>
         </w:rPr>
-        <w:t>Calidad  |  Severidad: Alta</w:t>
+        <w:t>Sesión/descarga  |  Severidad: Alta</w:t>
       </w:r>
     </w:p>
     <w:p>
@@ -13551,7 +14114,7 @@
           <w:rFonts w:ascii="Calibri" w:hAnsi="Calibri"/>
           <w:color w:val="172033"/>
         </w:rPr>
-        <w:t>Varios errores reaparecían en flujos ya modificados.</w:t>
+        <w:t>Comprobantes y facturas se abrían mediante enlaces directos que no recuperaban una sesión expirada.</w:t>
       </w:r>
     </w:p>
     <w:p>
@@ -13572,7 +14135,7 @@
           <w:rFonts w:ascii="Calibri" w:hAnsi="Calibri"/>
           <w:color w:val="172033"/>
         </w:rPr>
-        <w:t>Consumo repetido de tiempo, créditos y riesgo de introducir nuevas fallas.</w:t>
+        <w:t>Descargas fallidas aunque el usuario continuara autenticado en la interfaz.</w:t>
       </w:r>
     </w:p>
     <w:p>
@@ -13593,7 +14156,7 @@
           <w:rFonts w:ascii="Calibri" w:hAnsi="Calibri"/>
           <w:color w:val="172033"/>
         </w:rPr>
-        <w:t>Cambios funcionales sin pruebas enfocadas en la incidencia reportada.</w:t>
+        <w:t>Uso de navegación directa en vez de la capa API con renovación y manejo de blobs.</w:t>
       </w:r>
     </w:p>
     <w:p>
@@ -13614,7 +14177,7 @@
           <w:rFonts w:ascii="Calibri" w:hAnsi="Calibri"/>
           <w:color w:val="172033"/>
         </w:rPr>
-        <w:t>Agregar pruebas unitarias para sesión, diálogos, ofertas, pagos, PDF, códigos automáticos y proyectos por rol.</w:t>
+        <w:t>Descargar mediante apiFetch, renovar token cuando corresponda y crear un objeto Blob temporal.</w:t>
       </w:r>
     </w:p>
     <w:p>
@@ -13635,12 +14198,741 @@
           <w:rFonts w:ascii="Calibri" w:hAnsi="Calibri"/>
           <w:color w:val="172033"/>
         </w:rPr>
-        <w:t>Al cierre se ejecutaron 44 pruebas backend, 13 frontend, lint, typecheck y build.</w:t>
-      </w:r>
-    </w:p>
-    <w:p>
-      <w:r>
-        <w:br w:type="page"/>
+        <w:t>Las descargas administrativas y estudiantiles usan la capa compartida.</w:t>
+      </w:r>
+    </w:p>
+    <w:p>
+      <w:pPr>
+        <w:pStyle w:val="Heading3"/>
+        <w:keepNext/>
+      </w:pPr>
+      <w:r>
+        <w:rPr>
+          <w:rFonts w:ascii="Calibri" w:hAnsi="Calibri"/>
+          <w:b/>
+          <w:color w:val="FFFFFF"/>
+          <w:sz w:val="20"/>
+          <w:shd w:fill="1F5F99"/>
+        </w:rPr>
+        <w:t xml:space="preserve">PAY-06  </w:t>
+      </w:r>
+      <w:r>
+        <w:rPr>
+          <w:rFonts w:ascii="Calibri" w:hAnsi="Calibri"/>
+          <w:b/>
+          <w:color w:val="123B5D"/>
+          <w:sz w:val="24"/>
+        </w:rPr>
+        <w:t>Registro de transacciones desconectado del flujo de pagos</w:t>
+      </w:r>
+    </w:p>
+    <w:p>
+      <w:pPr>
+        <w:keepNext/>
+        <w:spacing w:after="100"/>
+      </w:pPr>
+      <w:r>
+        <w:rPr>
+          <w:rFonts w:ascii="Calibri" w:hAnsi="Calibri"/>
+          <w:b/>
+          <w:color w:val="7A5A00"/>
+          <w:sz w:val="18"/>
+        </w:rPr>
+        <w:t>Trazabilidad financiera  |  Severidad: Alta</w:t>
+      </w:r>
+    </w:p>
+    <w:p>
+      <w:pPr>
+        <w:keepLines/>
+        <w:spacing w:after="80"/>
+      </w:pPr>
+      <w:r>
+        <w:rPr>
+          <w:rFonts w:ascii="Calibri" w:hAnsi="Calibri"/>
+          <w:b/>
+          <w:color w:val="123B5D"/>
+        </w:rPr>
+        <w:t xml:space="preserve">Situación observada: </w:t>
+      </w:r>
+      <w:r>
+        <w:rPr>
+          <w:rFonts w:ascii="Calibri" w:hAnsi="Calibri"/>
+          <w:color w:val="172033"/>
+        </w:rPr>
+        <w:t>La página de transacciones permanecía vacía porque crear o revisar un pago no generaba registros en transacciones_pago.</w:t>
+      </w:r>
+    </w:p>
+    <w:p>
+      <w:pPr>
+        <w:keepLines/>
+        <w:spacing w:after="80"/>
+      </w:pPr>
+      <w:r>
+        <w:rPr>
+          <w:rFonts w:ascii="Calibri" w:hAnsi="Calibri"/>
+          <w:b/>
+          <w:color w:val="123B5D"/>
+        </w:rPr>
+        <w:t xml:space="preserve">Impacto o riesgo: </w:t>
+      </w:r>
+      <w:r>
+        <w:rPr>
+          <w:rFonts w:ascii="Calibri" w:hAnsi="Calibri"/>
+          <w:color w:val="172033"/>
+        </w:rPr>
+        <w:t>Tesorería no podía consultar proveedor, referencia, respuesta ni resultado técnico de la operación.</w:t>
+      </w:r>
+    </w:p>
+    <w:p>
+      <w:pPr>
+        <w:keepLines/>
+        <w:spacing w:after="80"/>
+      </w:pPr>
+      <w:r>
+        <w:rPr>
+          <w:rFonts w:ascii="Calibri" w:hAnsi="Calibri"/>
+          <w:b/>
+          <w:color w:val="123B5D"/>
+        </w:rPr>
+        <w:t xml:space="preserve">Causa identificada: </w:t>
+      </w:r>
+      <w:r>
+        <w:rPr>
+          <w:rFonts w:ascii="Calibri" w:hAnsi="Calibri"/>
+          <w:color w:val="172033"/>
+        </w:rPr>
+        <w:t>El modelo financiero existía, pero no estaba enlazado con la creación y validación de pagos.</w:t>
+      </w:r>
+    </w:p>
+    <w:p>
+      <w:pPr>
+        <w:keepLines/>
+        <w:spacing w:after="80"/>
+      </w:pPr>
+      <w:r>
+        <w:rPr>
+          <w:rFonts w:ascii="Calibri" w:hAnsi="Calibri"/>
+          <w:b/>
+          <w:color w:val="123B5D"/>
+        </w:rPr>
+        <w:t xml:space="preserve">Corrección o criterio aplicado: </w:t>
+      </w:r>
+      <w:r>
+        <w:rPr>
+          <w:rFonts w:ascii="Calibri" w:hAnsi="Calibri"/>
+          <w:color w:val="172033"/>
+        </w:rPr>
+        <w:t>Crear una transacción pendiente con cada pago, aprobarla o rechazarla junto al comprobante y reconstruir registros para pagos existentes mediante migración.</w:t>
+      </w:r>
+    </w:p>
+    <w:p>
+      <w:pPr>
+        <w:keepLines/>
+        <w:spacing w:after="180"/>
+      </w:pPr>
+      <w:r>
+        <w:rPr>
+          <w:rFonts w:ascii="Calibri" w:hAnsi="Calibri"/>
+          <w:b/>
+          <w:color w:val="123B5D"/>
+        </w:rPr>
+        <w:t xml:space="preserve">Evidencia de cierre: </w:t>
+      </w:r>
+      <w:r>
+        <w:rPr>
+          <w:rFonts w:ascii="Calibri" w:hAnsi="Calibri"/>
+          <w:color w:val="172033"/>
+        </w:rPr>
+        <w:t>Los nuevos pagos generan trazabilidad automática y la migración incorpora transacciones faltantes sin duplicar las existentes.</w:t>
+      </w:r>
+    </w:p>
+    <w:p>
+      <w:pPr>
+        <w:pStyle w:val="Heading3"/>
+        <w:keepNext/>
+      </w:pPr>
+      <w:r>
+        <w:rPr>
+          <w:rFonts w:ascii="Calibri" w:hAnsi="Calibri"/>
+          <w:b/>
+          <w:color w:val="FFFFFF"/>
+          <w:sz w:val="20"/>
+          <w:shd w:fill="1F5F99"/>
+        </w:rPr>
+        <w:t xml:space="preserve">PAY-07  </w:t>
+      </w:r>
+      <w:r>
+        <w:rPr>
+          <w:rFonts w:ascii="Calibri" w:hAnsi="Calibri"/>
+          <w:b/>
+          <w:color w:val="123B5D"/>
+          <w:sz w:val="24"/>
+        </w:rPr>
+        <w:t>Conciliaciones sin comparación funcional</w:t>
+      </w:r>
+    </w:p>
+    <w:p>
+      <w:pPr>
+        <w:keepNext/>
+        <w:spacing w:after="100"/>
+      </w:pPr>
+      <w:r>
+        <w:rPr>
+          <w:rFonts w:ascii="Calibri" w:hAnsi="Calibri"/>
+          <w:b/>
+          <w:color w:val="7A5A00"/>
+          <w:sz w:val="18"/>
+        </w:rPr>
+        <w:t>Conciliación financiera  |  Severidad: Alta</w:t>
+      </w:r>
+    </w:p>
+    <w:p>
+      <w:pPr>
+        <w:keepLines/>
+        <w:spacing w:after="80"/>
+      </w:pPr>
+      <w:r>
+        <w:rPr>
+          <w:rFonts w:ascii="Calibri" w:hAnsi="Calibri"/>
+          <w:b/>
+          <w:color w:val="123B5D"/>
+        </w:rPr>
+        <w:t xml:space="preserve">Situación observada: </w:t>
+      </w:r>
+      <w:r>
+        <w:rPr>
+          <w:rFonts w:ascii="Calibri" w:hAnsi="Calibri"/>
+          <w:color w:val="172033"/>
+        </w:rPr>
+        <w:t>La sección de conciliaciones no explicaba su finalidad y marcaba coincidencias sin comprobar transacciones aprobadas.</w:t>
+      </w:r>
+    </w:p>
+    <w:p>
+      <w:pPr>
+        <w:keepLines/>
+        <w:spacing w:after="80"/>
+      </w:pPr>
+      <w:r>
+        <w:rPr>
+          <w:rFonts w:ascii="Calibri" w:hAnsi="Calibri"/>
+          <w:b/>
+          <w:color w:val="123B5D"/>
+        </w:rPr>
+        <w:t xml:space="preserve">Impacto o riesgo: </w:t>
+      </w:r>
+      <w:r>
+        <w:rPr>
+          <w:rFonts w:ascii="Calibri" w:hAnsi="Calibri"/>
+          <w:color w:val="172033"/>
+        </w:rPr>
+        <w:t>No era posible identificar pagos sin respaldo transaccional ni cerrar una revisión financiera confiable.</w:t>
+      </w:r>
+    </w:p>
+    <w:p>
+      <w:pPr>
+        <w:keepLines/>
+        <w:spacing w:after="80"/>
+      </w:pPr>
+      <w:r>
+        <w:rPr>
+          <w:rFonts w:ascii="Calibri" w:hAnsi="Calibri"/>
+          <w:b/>
+          <w:color w:val="123B5D"/>
+        </w:rPr>
+        <w:t xml:space="preserve">Causa identificada: </w:t>
+      </w:r>
+      <w:r>
+        <w:rPr>
+          <w:rFonts w:ascii="Calibri" w:hAnsi="Calibri"/>
+          <w:color w:val="172033"/>
+        </w:rPr>
+        <w:t>El proceso no filtraba por método y período ni contrastaba pagos con sus transacciones asociadas.</w:t>
+      </w:r>
+    </w:p>
+    <w:p>
+      <w:pPr>
+        <w:keepLines/>
+        <w:spacing w:after="80"/>
+      </w:pPr>
+      <w:r>
+        <w:rPr>
+          <w:rFonts w:ascii="Calibri" w:hAnsi="Calibri"/>
+          <w:b/>
+          <w:color w:val="123B5D"/>
+        </w:rPr>
+        <w:t xml:space="preserve">Corrección o criterio aplicado: </w:t>
+      </w:r>
+      <w:r>
+        <w:rPr>
+          <w:rFonts w:ascii="Calibri" w:hAnsi="Calibri"/>
+          <w:color w:val="172033"/>
+        </w:rPr>
+        <w:t>Seleccionar un método activo y rango de fechas, comparar pagos aprobados con transacciones aprobadas, señalar diferencias y permitir el cierre de la conciliación.</w:t>
+      </w:r>
+    </w:p>
+    <w:p>
+      <w:pPr>
+        <w:keepLines/>
+        <w:spacing w:after="180"/>
+      </w:pPr>
+      <w:r>
+        <w:rPr>
+          <w:rFonts w:ascii="Calibri" w:hAnsi="Calibri"/>
+          <w:b/>
+          <w:color w:val="123B5D"/>
+        </w:rPr>
+        <w:t xml:space="preserve">Evidencia de cierre: </w:t>
+      </w:r>
+      <w:r>
+        <w:rPr>
+          <w:rFonts w:ascii="Calibri" w:hAnsi="Calibri"/>
+          <w:color w:val="172033"/>
+        </w:rPr>
+        <w:t>La interfaz explica el flujo y el backend genera detalles, totales, estado Procesada o Con diferencias y pruebas automatizadas.</w:t>
+      </w:r>
+    </w:p>
+    <w:p>
+      <w:pPr>
+        <w:pStyle w:val="Heading2"/>
+        <w:pageBreakBefore/>
+      </w:pPr>
+      <w:r>
+        <w:t>3.8 Documentación, calidad y mantenibilidad</w:t>
+      </w:r>
+    </w:p>
+    <w:p>
+      <w:pPr>
+        <w:pStyle w:val="Heading3"/>
+        <w:keepNext/>
+      </w:pPr>
+      <w:r>
+        <w:rPr>
+          <w:rFonts w:ascii="Calibri" w:hAnsi="Calibri"/>
+          <w:b/>
+          <w:color w:val="FFFFFF"/>
+          <w:sz w:val="20"/>
+          <w:shd w:fill="1F5F99"/>
+        </w:rPr>
+        <w:t xml:space="preserve">DEV-01  </w:t>
+      </w:r>
+      <w:r>
+        <w:rPr>
+          <w:rFonts w:ascii="Calibri" w:hAnsi="Calibri"/>
+          <w:b/>
+          <w:color w:val="123B5D"/>
+          <w:sz w:val="24"/>
+        </w:rPr>
+        <w:t>README sin procedimiento completo de instalación y Git</w:t>
+      </w:r>
+    </w:p>
+    <w:p>
+      <w:pPr>
+        <w:keepNext/>
+        <w:spacing w:after="100"/>
+      </w:pPr>
+      <w:r>
+        <w:rPr>
+          <w:rFonts w:ascii="Calibri" w:hAnsi="Calibri"/>
+          <w:b/>
+          <w:color w:val="1F5F99"/>
+          <w:sz w:val="18"/>
+        </w:rPr>
+        <w:t>Documentación  |  Severidad: Media</w:t>
+      </w:r>
+    </w:p>
+    <w:p>
+      <w:pPr>
+        <w:keepLines/>
+        <w:spacing w:after="80"/>
+      </w:pPr>
+      <w:r>
+        <w:rPr>
+          <w:rFonts w:ascii="Calibri" w:hAnsi="Calibri"/>
+          <w:b/>
+          <w:color w:val="123B5D"/>
+        </w:rPr>
+        <w:t xml:space="preserve">Situación observada: </w:t>
+      </w:r>
+      <w:r>
+        <w:rPr>
+          <w:rFonts w:ascii="Calibri" w:hAnsi="Calibri"/>
+          <w:color w:val="172033"/>
+        </w:rPr>
+        <w:t>No estaban claros clonación, pnpm install, ejecución separada de API/web y flujo de ramas.</w:t>
+      </w:r>
+    </w:p>
+    <w:p>
+      <w:pPr>
+        <w:keepLines/>
+        <w:spacing w:after="80"/>
+      </w:pPr>
+      <w:r>
+        <w:rPr>
+          <w:rFonts w:ascii="Calibri" w:hAnsi="Calibri"/>
+          <w:b/>
+          <w:color w:val="123B5D"/>
+        </w:rPr>
+        <w:t xml:space="preserve">Impacto o riesgo: </w:t>
+      </w:r>
+      <w:r>
+        <w:rPr>
+          <w:rFonts w:ascii="Calibri" w:hAnsi="Calibri"/>
+          <w:color w:val="172033"/>
+        </w:rPr>
+        <w:t>Incorporación lenta de colaboradores y errores al trabajar fuera de qa.</w:t>
+      </w:r>
+    </w:p>
+    <w:p>
+      <w:pPr>
+        <w:keepLines/>
+        <w:spacing w:after="80"/>
+      </w:pPr>
+      <w:r>
+        <w:rPr>
+          <w:rFonts w:ascii="Calibri" w:hAnsi="Calibri"/>
+          <w:b/>
+          <w:color w:val="123B5D"/>
+        </w:rPr>
+        <w:t xml:space="preserve">Causa identificada: </w:t>
+      </w:r>
+      <w:r>
+        <w:rPr>
+          <w:rFonts w:ascii="Calibri" w:hAnsi="Calibri"/>
+          <w:color w:val="172033"/>
+        </w:rPr>
+        <w:t>Documentación técnica incompleta frente al crecimiento del monorepo.</w:t>
+      </w:r>
+    </w:p>
+    <w:p>
+      <w:pPr>
+        <w:keepLines/>
+        <w:spacing w:after="80"/>
+      </w:pPr>
+      <w:r>
+        <w:rPr>
+          <w:rFonts w:ascii="Calibri" w:hAnsi="Calibri"/>
+          <w:b/>
+          <w:color w:val="123B5D"/>
+        </w:rPr>
+        <w:t xml:space="preserve">Corrección o criterio aplicado: </w:t>
+      </w:r>
+      <w:r>
+        <w:rPr>
+          <w:rFonts w:ascii="Calibri" w:hAnsi="Calibri"/>
+          <w:color w:val="172033"/>
+        </w:rPr>
+        <w:t>Documentar requisitos, comandos, ubicación, pull/push, cambio de rama y uso de qa.</w:t>
+      </w:r>
+    </w:p>
+    <w:p>
+      <w:pPr>
+        <w:keepLines/>
+        <w:spacing w:after="180"/>
+      </w:pPr>
+      <w:r>
+        <w:rPr>
+          <w:rFonts w:ascii="Calibri" w:hAnsi="Calibri"/>
+          <w:b/>
+          <w:color w:val="123B5D"/>
+        </w:rPr>
+        <w:t xml:space="preserve">Evidencia de cierre: </w:t>
+      </w:r>
+      <w:r>
+        <w:rPr>
+          <w:rFonts w:ascii="Calibri" w:hAnsi="Calibri"/>
+          <w:color w:val="172033"/>
+        </w:rPr>
+        <w:t>El README fue incluido en la lista de entregables de configuración del proyecto.</w:t>
+      </w:r>
+    </w:p>
+    <w:p>
+      <w:pPr>
+        <w:pStyle w:val="Heading3"/>
+        <w:keepNext/>
+      </w:pPr>
+      <w:r>
+        <w:rPr>
+          <w:rFonts w:ascii="Calibri" w:hAnsi="Calibri"/>
+          <w:b/>
+          <w:color w:val="FFFFFF"/>
+          <w:sz w:val="20"/>
+          <w:shd w:fill="1F5F99"/>
+        </w:rPr>
+        <w:t xml:space="preserve">DEV-02  </w:t>
+      </w:r>
+      <w:r>
+        <w:rPr>
+          <w:rFonts w:ascii="Calibri" w:hAnsi="Calibri"/>
+          <w:b/>
+          <w:color w:val="123B5D"/>
+          <w:sz w:val="24"/>
+        </w:rPr>
+        <w:t>Desalineación potencial entre SQL de referencia y Prisma</w:t>
+      </w:r>
+    </w:p>
+    <w:p>
+      <w:pPr>
+        <w:keepNext/>
+        <w:spacing w:after="100"/>
+      </w:pPr>
+      <w:r>
+        <w:rPr>
+          <w:rFonts w:ascii="Calibri" w:hAnsi="Calibri"/>
+          <w:b/>
+          <w:color w:val="7A5A00"/>
+          <w:sz w:val="18"/>
+        </w:rPr>
+        <w:t>Base de datos  |  Severidad: Alta</w:t>
+      </w:r>
+    </w:p>
+    <w:p>
+      <w:pPr>
+        <w:keepLines/>
+        <w:spacing w:after="80"/>
+      </w:pPr>
+      <w:r>
+        <w:rPr>
+          <w:rFonts w:ascii="Calibri" w:hAnsi="Calibri"/>
+          <w:b/>
+          <w:color w:val="123B5D"/>
+        </w:rPr>
+        <w:t xml:space="preserve">Situación observada: </w:t>
+      </w:r>
+      <w:r>
+        <w:rPr>
+          <w:rFonts w:ascii="Calibri" w:hAnsi="Calibri"/>
+          <w:color w:val="172033"/>
+        </w:rPr>
+        <w:t>Nuevos campos y relaciones podían existir en código sin estar disponibles en la base local.</w:t>
+      </w:r>
+    </w:p>
+    <w:p>
+      <w:pPr>
+        <w:keepLines/>
+        <w:spacing w:after="80"/>
+      </w:pPr>
+      <w:r>
+        <w:rPr>
+          <w:rFonts w:ascii="Calibri" w:hAnsi="Calibri"/>
+          <w:b/>
+          <w:color w:val="123B5D"/>
+        </w:rPr>
+        <w:t xml:space="preserve">Impacto o riesgo: </w:t>
+      </w:r>
+      <w:r>
+        <w:rPr>
+          <w:rFonts w:ascii="Calibri" w:hAnsi="Calibri"/>
+          <w:color w:val="172033"/>
+        </w:rPr>
+        <w:t>Errores de ejecución y módulos que no cargan después de actualizar el repositorio.</w:t>
+      </w:r>
+    </w:p>
+    <w:p>
+      <w:pPr>
+        <w:keepLines/>
+        <w:spacing w:after="80"/>
+      </w:pPr>
+      <w:r>
+        <w:rPr>
+          <w:rFonts w:ascii="Calibri" w:hAnsi="Calibri"/>
+          <w:b/>
+          <w:color w:val="123B5D"/>
+        </w:rPr>
+        <w:t xml:space="preserve">Causa identificada: </w:t>
+      </w:r>
+      <w:r>
+        <w:rPr>
+          <w:rFonts w:ascii="Calibri" w:hAnsi="Calibri"/>
+          <w:color w:val="172033"/>
+        </w:rPr>
+        <w:t>Cambios sin migración nueva o sin actualizar SIGMA_Base_Datos_MySQL.sql.</w:t>
+      </w:r>
+    </w:p>
+    <w:p>
+      <w:pPr>
+        <w:keepLines/>
+        <w:spacing w:after="80"/>
+      </w:pPr>
+      <w:r>
+        <w:rPr>
+          <w:rFonts w:ascii="Calibri" w:hAnsi="Calibri"/>
+          <w:b/>
+          <w:color w:val="123B5D"/>
+        </w:rPr>
+        <w:t xml:space="preserve">Corrección o criterio aplicado: </w:t>
+      </w:r>
+      <w:r>
+        <w:rPr>
+          <w:rFonts w:ascii="Calibri" w:hAnsi="Calibri"/>
+          <w:color w:val="172033"/>
+        </w:rPr>
+        <w:t>Mantener schema.prisma, migraciones y SQL base sincronizados; aplicar prisma:deploy antes de probar.</w:t>
+      </w:r>
+    </w:p>
+    <w:p>
+      <w:pPr>
+        <w:keepLines/>
+        <w:spacing w:after="180"/>
+      </w:pPr>
+      <w:r>
+        <w:rPr>
+          <w:rFonts w:ascii="Calibri" w:hAnsi="Calibri"/>
+          <w:b/>
+          <w:color w:val="123B5D"/>
+        </w:rPr>
+        <w:t xml:space="preserve">Evidencia de cierre: </w:t>
+      </w:r>
+      <w:r>
+        <w:rPr>
+          <w:rFonts w:ascii="Calibri" w:hAnsi="Calibri"/>
+          <w:color w:val="172033"/>
+        </w:rPr>
+        <w:t>Las últimas extensiones incluyen migración aditiva y actualización del SQL de referencia.</w:t>
+      </w:r>
+    </w:p>
+    <w:p>
+      <w:pPr>
+        <w:pStyle w:val="Heading3"/>
+        <w:keepNext/>
+      </w:pPr>
+      <w:r>
+        <w:rPr>
+          <w:rFonts w:ascii="Calibri" w:hAnsi="Calibri"/>
+          <w:b/>
+          <w:color w:val="FFFFFF"/>
+          <w:sz w:val="20"/>
+          <w:shd w:fill="1F5F99"/>
+        </w:rPr>
+        <w:t xml:space="preserve">DEV-03  </w:t>
+      </w:r>
+      <w:r>
+        <w:rPr>
+          <w:rFonts w:ascii="Calibri" w:hAnsi="Calibri"/>
+          <w:b/>
+          <w:color w:val="123B5D"/>
+          <w:sz w:val="24"/>
+        </w:rPr>
+        <w:t>Correcciones sin cobertura de regresión suficiente</w:t>
+      </w:r>
+    </w:p>
+    <w:p>
+      <w:pPr>
+        <w:keepNext/>
+        <w:spacing w:after="100"/>
+      </w:pPr>
+      <w:r>
+        <w:rPr>
+          <w:rFonts w:ascii="Calibri" w:hAnsi="Calibri"/>
+          <w:b/>
+          <w:color w:val="7A5A00"/>
+          <w:sz w:val="18"/>
+        </w:rPr>
+        <w:t>Calidad  |  Severidad: Alta</w:t>
+      </w:r>
+    </w:p>
+    <w:p>
+      <w:pPr>
+        <w:keepLines/>
+        <w:spacing w:after="80"/>
+      </w:pPr>
+      <w:r>
+        <w:rPr>
+          <w:rFonts w:ascii="Calibri" w:hAnsi="Calibri"/>
+          <w:b/>
+          <w:color w:val="123B5D"/>
+        </w:rPr>
+        <w:t xml:space="preserve">Situación observada: </w:t>
+      </w:r>
+      <w:r>
+        <w:rPr>
+          <w:rFonts w:ascii="Calibri" w:hAnsi="Calibri"/>
+          <w:color w:val="172033"/>
+        </w:rPr>
+        <w:t>Varios errores reaparecían en flujos ya modificados.</w:t>
+      </w:r>
+    </w:p>
+    <w:p>
+      <w:pPr>
+        <w:keepLines/>
+        <w:spacing w:after="80"/>
+      </w:pPr>
+      <w:r>
+        <w:rPr>
+          <w:rFonts w:ascii="Calibri" w:hAnsi="Calibri"/>
+          <w:b/>
+          <w:color w:val="123B5D"/>
+        </w:rPr>
+        <w:t xml:space="preserve">Impacto o riesgo: </w:t>
+      </w:r>
+      <w:r>
+        <w:rPr>
+          <w:rFonts w:ascii="Calibri" w:hAnsi="Calibri"/>
+          <w:color w:val="172033"/>
+        </w:rPr>
+        <w:t>Consumo repetido de tiempo, créditos y riesgo de introducir nuevas fallas.</w:t>
+      </w:r>
+    </w:p>
+    <w:p>
+      <w:pPr>
+        <w:keepLines/>
+        <w:spacing w:after="80"/>
+      </w:pPr>
+      <w:r>
+        <w:rPr>
+          <w:rFonts w:ascii="Calibri" w:hAnsi="Calibri"/>
+          <w:b/>
+          <w:color w:val="123B5D"/>
+        </w:rPr>
+        <w:t xml:space="preserve">Causa identificada: </w:t>
+      </w:r>
+      <w:r>
+        <w:rPr>
+          <w:rFonts w:ascii="Calibri" w:hAnsi="Calibri"/>
+          <w:color w:val="172033"/>
+        </w:rPr>
+        <w:t>Cambios funcionales sin pruebas enfocadas en la incidencia reportada.</w:t>
+      </w:r>
+    </w:p>
+    <w:p>
+      <w:pPr>
+        <w:keepLines/>
+        <w:spacing w:after="80"/>
+      </w:pPr>
+      <w:r>
+        <w:rPr>
+          <w:rFonts w:ascii="Calibri" w:hAnsi="Calibri"/>
+          <w:b/>
+          <w:color w:val="123B5D"/>
+        </w:rPr>
+        <w:t xml:space="preserve">Corrección o criterio aplicado: </w:t>
+      </w:r>
+      <w:r>
+        <w:rPr>
+          <w:rFonts w:ascii="Calibri" w:hAnsi="Calibri"/>
+          <w:color w:val="172033"/>
+        </w:rPr>
+        <w:t>Agregar pruebas unitarias para sesión, diálogos, ofertas, pagos, PDF, códigos automáticos y proyectos por rol.</w:t>
+      </w:r>
+    </w:p>
+    <w:p>
+      <w:pPr>
+        <w:keepLines/>
+        <w:spacing w:after="180"/>
+      </w:pPr>
+      <w:r>
+        <w:rPr>
+          <w:rFonts w:ascii="Calibri" w:hAnsi="Calibri"/>
+          <w:b/>
+          <w:color w:val="123B5D"/>
+        </w:rPr>
+        <w:t xml:space="preserve">Evidencia de cierre: </w:t>
+      </w:r>
+      <w:r>
+        <w:rPr>
+          <w:rFonts w:ascii="Calibri" w:hAnsi="Calibri"/>
+          <w:color w:val="172033"/>
+        </w:rPr>
+        <w:t>Al cierre se ejecutaron 52 pruebas backend, 19 frontend, lint, typecheck y build de producción.</w:t>
       </w:r>
     </w:p>
     <w:p>
@@ -13821,6 +15113,7 @@
       <w:tr>
         <w:trPr>
           <w:tblHeader w:val="true"/>
+          <w:cantSplit/>
         </w:trPr>
         <w:tc>
           <w:tcPr>
@@ -13893,6 +15186,9 @@
         </w:tc>
       </w:tr>
       <w:tr>
+        <w:trPr>
+          <w:cantSplit/>
+        </w:trPr>
         <w:tc>
           <w:tcPr>
             <w:tcW w:type="dxa" w:w="2800"/>
@@ -13920,7 +15216,7 @@
                 <w:b/>
                 <w:color w:val="172033"/>
               </w:rPr>
-              <w:t>44 aprobadas</w:t>
+              <w:t>52 aprobadas</w:t>
             </w:r>
           </w:p>
         </w:tc>
@@ -13935,12 +15231,15 @@
                 <w:b w:val="0"/>
                 <w:color w:val="172033"/>
               </w:rPr>
-              <w:t>17 suites: sesión, ofertas, pagos, facturas, códigos y proyectos, entre otras.</w:t>
+              <w:t>19 suites: sesión, documentos, ofertas, pagos, conciliaciones, facturas, códigos y proyectos por rol, entre otras.</w:t>
             </w:r>
           </w:p>
         </w:tc>
       </w:tr>
       <w:tr>
+        <w:trPr>
+          <w:cantSplit/>
+        </w:trPr>
         <w:tc>
           <w:tcPr>
             <w:tcW w:type="dxa" w:w="2800"/>
@@ -13968,7 +15267,7 @@
                 <w:b/>
                 <w:color w:val="172033"/>
               </w:rPr>
-              <w:t>13 aprobadas</w:t>
+              <w:t>19 aprobadas</w:t>
             </w:r>
           </w:p>
         </w:tc>
@@ -13983,12 +15282,15 @@
                 <w:b w:val="0"/>
                 <w:color w:val="172033"/>
               </w:rPr>
-              <w:t>6 archivos de pruebas, incluidos API compartida y comportamiento de diálogos.</w:t>
+              <w:t>9 archivos de pruebas, incluidos API compartida, diálogos, etiquetas humanas y presentación de objetos de dominio.</w:t>
             </w:r>
           </w:p>
         </w:tc>
       </w:tr>
       <w:tr>
+        <w:trPr>
+          <w:cantSplit/>
+        </w:trPr>
         <w:tc>
           <w:tcPr>
             <w:tcW w:type="dxa" w:w="2800"/>
@@ -14037,6 +15339,9 @@
         </w:tc>
       </w:tr>
       <w:tr>
+        <w:trPr>
+          <w:cantSplit/>
+        </w:trPr>
         <w:tc>
           <w:tcPr>
             <w:tcW w:type="dxa" w:w="2800"/>
@@ -14085,6 +15390,9 @@
         </w:tc>
       </w:tr>
       <w:tr>
+        <w:trPr>
+          <w:cantSplit/>
+        </w:trPr>
         <w:tc>
           <w:tcPr>
             <w:tcW w:type="dxa" w:w="2800"/>
@@ -14133,6 +15441,9 @@
         </w:tc>
       </w:tr>
       <w:tr>
+        <w:trPr>
+          <w:cantSplit/>
+        </w:trPr>
         <w:tc>
           <w:tcPr>
             <w:tcW w:type="dxa" w:w="2800"/>
